--- a/docs/heartful-thanks/銀行向け_業績改善見通し_20260904.docx
+++ b/docs/heartful-thanks/銀行向け_業績改善見通し_20260904.docx
@@ -121,7 +121,7 @@
           <w:sz w:val="21"/>
           <w:szCs w:val="21"/>
         </w:rPr>
-        <w:t xml:space="preserve">さて、当社の経営改善の取り組みにつきましては、日頃より貴行から多大なご理解とご支援を頂戴しております。本書は、株主向けに報告いたしました2026年11月期上半期の実績、およびその後2026年7月までの月次動向を踏まえ、当社が現在実行している業績改善計画と今後の見通しについてご報告申し上げるものです。ご高覧のうえ、引き続きのご支援を賜りますようお願い申し上げます。</w:t>
+        <w:t xml:space="preserve">さて、当社の経営改善の取り組みにつきましては、日頃より貴行から多大なご理解とご支援を頂戴しております。本書は、2026年11月期上半期の実績およびその後2026年7月までの月次動向を踏まえ、当社が現在実行している業績改善計画と今後の見通しについてご報告申し上げるものです。ご高覧のうえ、引き続きのご支援を賜りますようお願い申し上げます。</w:t>
       </w:r>
     </w:p>
     <w:p>
@@ -306,7 +306,7 @@
           <w:sz w:val="21"/>
           <w:szCs w:val="21"/>
         </w:rPr>
-        <w:t xml:space="preserve"> 現在の調整後営業利益（月約5.0百万円）と、元金返済を税引後利益で賄うために必要な水準（月9.0百万円）との差は約4.0百万円です。人員体制の適正化、事業ポートフォリオの見直し、本社間接費の削減を2026年9月〜12月に集中実行し、2027年初からは月次営業利益（調整後）を必要ラインの上に引き上げます。</w:t>
+        <w:t xml:space="preserve"> 人員体制の適正化、事業ポートフォリオの見直し、本社間接費の削減を2026年9月〜12月に集中実行し、2027年初からは月次営業利益（調整後）を現状の約5.0百万円から9.5百万円程度へ引き上げる計画です。</w:t>
       </w:r>
     </w:p>
     <w:p>
@@ -372,25 +372,6 @@
           <w:szCs w:val="21"/>
         </w:rPr>
         <w:t xml:space="preserve">本資料は、次の資料を基礎として作成しています。</w:t>
-      </w:r>
-    </w:p>
-    <w:p>
-      <w:pPr>
-        <w:pStyle w:val="ListParagraph"/>
-        <w:numPr>
-          <w:ilvl w:val="0"/>
-          <w:numId w:val="3"/>
-        </w:numPr>
-        <w:spacing w:after="80" w:line="300"/>
-      </w:pPr>
-      <w:r>
-        <w:rPr>
-          <w:rFonts w:ascii="游明朝" w:eastAsia="游明朝" w:hAnsi="游明朝"/>
-          <w:color w:val="000000"/>
-          <w:sz w:val="21"/>
-          <w:szCs w:val="21"/>
-        </w:rPr>
-        <w:t xml:space="preserve">当社が株主に報告した2026年11月期上半期報告（調整後損益計算書・貸借対照表）</w:t>
       </w:r>
     </w:p>
     <w:p>
@@ -1228,6 +1209,25 @@
           <w:szCs w:val="21"/>
         </w:rPr>
         <w:t xml:space="preserve">月次計画に対する売上高の達成率は、5〜7月度累計で100.6％（連結ベース）と計画を上回って推移しています。</w:t>
+      </w:r>
+    </w:p>
+    <w:p>
+      <w:pPr>
+        <w:pStyle w:val="ListParagraph"/>
+        <w:numPr>
+          <w:ilvl w:val="0"/>
+          <w:numId w:val="3"/>
+        </w:numPr>
+        <w:spacing w:after="80" w:line="300"/>
+      </w:pPr>
+      <w:r>
+        <w:rPr>
+          <w:rFonts w:ascii="游明朝" w:eastAsia="游明朝" w:hAnsi="游明朝"/>
+          <w:color w:val="000000"/>
+          <w:sz w:val="21"/>
+          <w:szCs w:val="21"/>
+        </w:rPr>
+        <w:t xml:space="preserve">上半期（2025年12月〜2026年5月）の売上高517.9百万円は年換算で1,035.8百万円となり、2025年4月期（953.5百万円）を約8.6％上回る過去最高の水準です。</w:t>
       </w:r>
     </w:p>
     <w:p>
@@ -13329,810 +13329,7 @@
           <w:sz w:val="22"/>
           <w:szCs w:val="22"/>
         </w:rPr>
-        <w:t xml:space="preserve">2-5．上半期実績（2025年12月〜2026年5月）― 株主報告との整合</w:t>
-      </w:r>
-    </w:p>
-    <w:p>
-      <w:pPr>
-        <w:spacing w:after="120" w:before="0" w:line="320"/>
-        <w:jc w:val="both"/>
-      </w:pPr>
-      <w:r>
-        <w:rPr>
-          <w:rFonts w:ascii="游明朝" w:eastAsia="游明朝" w:hAnsi="游明朝"/>
-          <w:color w:val="000000"/>
-          <w:sz w:val="21"/>
-          <w:szCs w:val="21"/>
-        </w:rPr>
-        <w:t xml:space="preserve">株主向け上半期報告では、帳簿数値と調整後数値を併記し、実態収益力と一時要因を区分してご報告しました。</w:t>
-      </w:r>
-    </w:p>
-    <w:tbl>
-      <w:tblPr>
-        <w:tblW w:type="dxa" w:w="9638"/>
-        <w:tblBorders>
-          <w:top w:val="single" w:color="auto" w:sz="4"/>
-          <w:left w:val="single" w:color="auto" w:sz="4"/>
-          <w:bottom w:val="single" w:color="auto" w:sz="4"/>
-          <w:right w:val="single" w:color="auto" w:sz="4"/>
-          <w:insideH w:val="single" w:color="auto" w:sz="4"/>
-          <w:insideV w:val="single" w:color="auto" w:sz="4"/>
-        </w:tblBorders>
-      </w:tblPr>
-      <w:tblGrid>
-        <w:gridCol w:w="3600"/>
-        <w:gridCol w:w="2000"/>
-        <w:gridCol w:w="2000"/>
-        <w:gridCol w:w="2038"/>
-      </w:tblGrid>
-      <w:tr>
-        <w:trPr>
-          <w:tblHeader/>
-        </w:trPr>
-        <w:tc>
-          <w:tcPr>
-            <w:tcW w:type="dxa" w:w="3600"/>
-            <w:tcBorders>
-              <w:top w:val="single" w:color="000000" w:sz="4"/>
-              <w:left w:val="single" w:color="000000" w:sz="4"/>
-              <w:bottom w:val="single" w:color="000000" w:sz="4"/>
-              <w:right w:val="single" w:color="000000" w:sz="4"/>
-            </w:tcBorders>
-            <w:shd w:fill="E6E6E6" w:color="E6E6E6" w:val="clear"/>
-            <w:tcMar>
-              <w:top w:type="dxa" w:w="40"/>
-              <w:left w:type="dxa" w:w="70"/>
-              <w:bottom w:type="dxa" w:w="40"/>
-              <w:right w:type="dxa" w:w="70"/>
-            </w:tcMar>
-            <w:vAlign w:val="center"/>
-          </w:tcPr>
-          <w:p>
-            <w:pPr>
-              <w:spacing w:after="0" w:line="240"/>
-              <w:jc w:val="center"/>
-            </w:pPr>
-            <w:r>
-              <w:rPr>
-                <w:rFonts w:ascii="游ゴシック" w:eastAsia="游ゴシック" w:hAnsi="游ゴシック"/>
-                <w:b/>
-                <w:bCs/>
-                <w:color w:val="000000"/>
-                <w:sz w:val="18"/>
-                <w:szCs w:val="18"/>
-              </w:rPr>
-              <w:t xml:space="preserve">（百万円）</w:t>
-            </w:r>
-          </w:p>
-        </w:tc>
-        <w:tc>
-          <w:tcPr>
-            <w:tcW w:type="dxa" w:w="2000"/>
-            <w:tcBorders>
-              <w:top w:val="single" w:color="000000" w:sz="4"/>
-              <w:left w:val="single" w:color="000000" w:sz="4"/>
-              <w:bottom w:val="single" w:color="000000" w:sz="4"/>
-              <w:right w:val="single" w:color="000000" w:sz="4"/>
-            </w:tcBorders>
-            <w:shd w:fill="E6E6E6" w:color="E6E6E6" w:val="clear"/>
-            <w:tcMar>
-              <w:top w:type="dxa" w:w="40"/>
-              <w:left w:type="dxa" w:w="70"/>
-              <w:bottom w:type="dxa" w:w="40"/>
-              <w:right w:type="dxa" w:w="70"/>
-            </w:tcMar>
-            <w:vAlign w:val="center"/>
-          </w:tcPr>
-          <w:p>
-            <w:pPr>
-              <w:spacing w:after="0" w:line="240"/>
-              <w:jc w:val="center"/>
-            </w:pPr>
-            <w:r>
-              <w:rPr>
-                <w:rFonts w:ascii="游ゴシック" w:eastAsia="游ゴシック" w:hAnsi="游ゴシック"/>
-                <w:b/>
-                <w:bCs/>
-                <w:color w:val="000000"/>
-                <w:sz w:val="18"/>
-                <w:szCs w:val="18"/>
-              </w:rPr>
-              <w:t xml:space="preserve">帳簿のまま</w:t>
-            </w:r>
-          </w:p>
-        </w:tc>
-        <w:tc>
-          <w:tcPr>
-            <w:tcW w:type="dxa" w:w="2000"/>
-            <w:tcBorders>
-              <w:top w:val="single" w:color="000000" w:sz="4"/>
-              <w:left w:val="single" w:color="000000" w:sz="4"/>
-              <w:bottom w:val="single" w:color="000000" w:sz="4"/>
-              <w:right w:val="single" w:color="000000" w:sz="4"/>
-            </w:tcBorders>
-            <w:shd w:fill="E6E6E6" w:color="E6E6E6" w:val="clear"/>
-            <w:tcMar>
-              <w:top w:type="dxa" w:w="40"/>
-              <w:left w:type="dxa" w:w="70"/>
-              <w:bottom w:type="dxa" w:w="40"/>
-              <w:right w:type="dxa" w:w="70"/>
-            </w:tcMar>
-            <w:vAlign w:val="center"/>
-          </w:tcPr>
-          <w:p>
-            <w:pPr>
-              <w:spacing w:after="0" w:line="240"/>
-              <w:jc w:val="center"/>
-            </w:pPr>
-            <w:r>
-              <w:rPr>
-                <w:rFonts w:ascii="游ゴシック" w:eastAsia="游ゴシック" w:hAnsi="游ゴシック"/>
-                <w:b/>
-                <w:bCs/>
-                <w:color w:val="000000"/>
-                <w:sz w:val="18"/>
-                <w:szCs w:val="18"/>
-              </w:rPr>
-              <w:t xml:space="preserve">調整後</w:t>
-            </w:r>
-          </w:p>
-        </w:tc>
-        <w:tc>
-          <w:tcPr>
-            <w:tcW w:type="dxa" w:w="2038"/>
-            <w:tcBorders>
-              <w:top w:val="single" w:color="000000" w:sz="4"/>
-              <w:left w:val="single" w:color="000000" w:sz="4"/>
-              <w:bottom w:val="single" w:color="000000" w:sz="4"/>
-              <w:right w:val="single" w:color="000000" w:sz="4"/>
-            </w:tcBorders>
-            <w:shd w:fill="E6E6E6" w:color="E6E6E6" w:val="clear"/>
-            <w:tcMar>
-              <w:top w:type="dxa" w:w="40"/>
-              <w:left w:type="dxa" w:w="70"/>
-              <w:bottom w:type="dxa" w:w="40"/>
-              <w:right w:type="dxa" w:w="70"/>
-            </w:tcMar>
-            <w:vAlign w:val="center"/>
-          </w:tcPr>
-          <w:p>
-            <w:pPr>
-              <w:spacing w:after="0" w:line="240"/>
-              <w:jc w:val="center"/>
-            </w:pPr>
-            <w:r>
-              <w:rPr>
-                <w:rFonts w:ascii="游ゴシック" w:eastAsia="游ゴシック" w:hAnsi="游ゴシック"/>
-                <w:b/>
-                <w:bCs/>
-                <w:color w:val="000000"/>
-                <w:sz w:val="18"/>
-                <w:szCs w:val="18"/>
-              </w:rPr>
-              <w:t xml:space="preserve">調整幅</w:t>
-            </w:r>
-          </w:p>
-        </w:tc>
-      </w:tr>
-      <w:tr>
-        <w:tc>
-          <w:tcPr>
-            <w:tcW w:type="dxa" w:w="3600"/>
-            <w:tcBorders>
-              <w:top w:val="single" w:color="000000" w:sz="4"/>
-              <w:left w:val="single" w:color="000000" w:sz="4"/>
-              <w:bottom w:val="single" w:color="000000" w:sz="4"/>
-              <w:right w:val="single" w:color="000000" w:sz="4"/>
-            </w:tcBorders>
-            <w:tcMar>
-              <w:top w:type="dxa" w:w="40"/>
-              <w:left w:type="dxa" w:w="70"/>
-              <w:bottom w:type="dxa" w:w="40"/>
-              <w:right w:type="dxa" w:w="70"/>
-            </w:tcMar>
-            <w:vAlign w:val="center"/>
-          </w:tcPr>
-          <w:p>
-            <w:pPr>
-              <w:spacing w:after="0" w:line="240"/>
-              <w:jc w:val="left"/>
-            </w:pPr>
-            <w:r>
-              <w:rPr>
-                <w:rFonts w:ascii="游明朝" w:eastAsia="游明朝" w:hAnsi="游明朝"/>
-                <w:b w:val="false"/>
-                <w:bCs w:val="false"/>
-                <w:color w:val="000000"/>
-                <w:sz w:val="18"/>
-                <w:szCs w:val="18"/>
-              </w:rPr>
-              <w:t xml:space="preserve">売上高</w:t>
-            </w:r>
-          </w:p>
-        </w:tc>
-        <w:tc>
-          <w:tcPr>
-            <w:tcW w:type="dxa" w:w="2000"/>
-            <w:tcBorders>
-              <w:top w:val="single" w:color="000000" w:sz="4"/>
-              <w:left w:val="single" w:color="000000" w:sz="4"/>
-              <w:bottom w:val="single" w:color="000000" w:sz="4"/>
-              <w:right w:val="single" w:color="000000" w:sz="4"/>
-            </w:tcBorders>
-            <w:tcMar>
-              <w:top w:type="dxa" w:w="40"/>
-              <w:left w:type="dxa" w:w="70"/>
-              <w:bottom w:type="dxa" w:w="40"/>
-              <w:right w:type="dxa" w:w="70"/>
-            </w:tcMar>
-            <w:vAlign w:val="center"/>
-          </w:tcPr>
-          <w:p>
-            <w:pPr>
-              <w:spacing w:after="0" w:line="240"/>
-              <w:jc w:val="right"/>
-            </w:pPr>
-            <w:r>
-              <w:rPr>
-                <w:rFonts w:ascii="游明朝" w:eastAsia="游明朝" w:hAnsi="游明朝"/>
-                <w:b w:val="false"/>
-                <w:bCs w:val="false"/>
-                <w:color w:val="000000"/>
-                <w:sz w:val="18"/>
-                <w:szCs w:val="18"/>
-              </w:rPr>
-              <w:t xml:space="preserve">517.9</w:t>
-            </w:r>
-          </w:p>
-        </w:tc>
-        <w:tc>
-          <w:tcPr>
-            <w:tcW w:type="dxa" w:w="2000"/>
-            <w:tcBorders>
-              <w:top w:val="single" w:color="000000" w:sz="4"/>
-              <w:left w:val="single" w:color="000000" w:sz="4"/>
-              <w:bottom w:val="single" w:color="000000" w:sz="4"/>
-              <w:right w:val="single" w:color="000000" w:sz="4"/>
-            </w:tcBorders>
-            <w:tcMar>
-              <w:top w:type="dxa" w:w="40"/>
-              <w:left w:type="dxa" w:w="70"/>
-              <w:bottom w:type="dxa" w:w="40"/>
-              <w:right w:type="dxa" w:w="70"/>
-            </w:tcMar>
-            <w:vAlign w:val="center"/>
-          </w:tcPr>
-          <w:p>
-            <w:pPr>
-              <w:spacing w:after="0" w:line="240"/>
-              <w:jc w:val="right"/>
-            </w:pPr>
-            <w:r>
-              <w:rPr>
-                <w:rFonts w:ascii="游明朝" w:eastAsia="游明朝" w:hAnsi="游明朝"/>
-                <w:b w:val="false"/>
-                <w:bCs w:val="false"/>
-                <w:color w:val="000000"/>
-                <w:sz w:val="18"/>
-                <w:szCs w:val="18"/>
-              </w:rPr>
-              <w:t xml:space="preserve">517.9</w:t>
-            </w:r>
-          </w:p>
-        </w:tc>
-        <w:tc>
-          <w:tcPr>
-            <w:tcW w:type="dxa" w:w="2038"/>
-            <w:tcBorders>
-              <w:top w:val="single" w:color="000000" w:sz="4"/>
-              <w:left w:val="single" w:color="000000" w:sz="4"/>
-              <w:bottom w:val="single" w:color="000000" w:sz="4"/>
-              <w:right w:val="single" w:color="000000" w:sz="4"/>
-            </w:tcBorders>
-            <w:tcMar>
-              <w:top w:type="dxa" w:w="40"/>
-              <w:left w:type="dxa" w:w="70"/>
-              <w:bottom w:type="dxa" w:w="40"/>
-              <w:right w:type="dxa" w:w="70"/>
-            </w:tcMar>
-            <w:vAlign w:val="center"/>
-          </w:tcPr>
-          <w:p>
-            <w:pPr>
-              <w:spacing w:after="0" w:line="240"/>
-              <w:jc w:val="right"/>
-            </w:pPr>
-            <w:r>
-              <w:rPr>
-                <w:rFonts w:ascii="游明朝" w:eastAsia="游明朝" w:hAnsi="游明朝"/>
-                <w:b w:val="false"/>
-                <w:bCs w:val="false"/>
-                <w:color w:val="000000"/>
-                <w:sz w:val="18"/>
-                <w:szCs w:val="18"/>
-              </w:rPr>
-              <w:t xml:space="preserve">―</w:t>
-            </w:r>
-          </w:p>
-        </w:tc>
-      </w:tr>
-      <w:tr>
-        <w:tc>
-          <w:tcPr>
-            <w:tcW w:type="dxa" w:w="3600"/>
-            <w:tcBorders>
-              <w:top w:val="single" w:color="000000" w:sz="4"/>
-              <w:left w:val="single" w:color="000000" w:sz="4"/>
-              <w:bottom w:val="single" w:color="000000" w:sz="4"/>
-              <w:right w:val="single" w:color="000000" w:sz="4"/>
-            </w:tcBorders>
-            <w:tcMar>
-              <w:top w:type="dxa" w:w="40"/>
-              <w:left w:type="dxa" w:w="70"/>
-              <w:bottom w:type="dxa" w:w="40"/>
-              <w:right w:type="dxa" w:w="70"/>
-            </w:tcMar>
-            <w:vAlign w:val="center"/>
-          </w:tcPr>
-          <w:p>
-            <w:pPr>
-              <w:spacing w:after="0" w:line="240"/>
-              <w:jc w:val="left"/>
-            </w:pPr>
-            <w:r>
-              <w:rPr>
-                <w:rFonts w:ascii="游明朝" w:eastAsia="游明朝" w:hAnsi="游明朝"/>
-                <w:b w:val="false"/>
-                <w:bCs w:val="false"/>
-                <w:color w:val="000000"/>
-                <w:sz w:val="18"/>
-                <w:szCs w:val="18"/>
-              </w:rPr>
-              <w:t xml:space="preserve">営業損益</w:t>
-            </w:r>
-          </w:p>
-        </w:tc>
-        <w:tc>
-          <w:tcPr>
-            <w:tcW w:type="dxa" w:w="2000"/>
-            <w:tcBorders>
-              <w:top w:val="single" w:color="000000" w:sz="4"/>
-              <w:left w:val="single" w:color="000000" w:sz="4"/>
-              <w:bottom w:val="single" w:color="000000" w:sz="4"/>
-              <w:right w:val="single" w:color="000000" w:sz="4"/>
-            </w:tcBorders>
-            <w:tcMar>
-              <w:top w:type="dxa" w:w="40"/>
-              <w:left w:type="dxa" w:w="70"/>
-              <w:bottom w:type="dxa" w:w="40"/>
-              <w:right w:type="dxa" w:w="70"/>
-            </w:tcMar>
-            <w:vAlign w:val="center"/>
-          </w:tcPr>
-          <w:p>
-            <w:pPr>
-              <w:spacing w:after="0" w:line="240"/>
-              <w:jc w:val="right"/>
-            </w:pPr>
-            <w:r>
-              <w:rPr>
-                <w:rFonts w:ascii="游明朝" w:eastAsia="游明朝" w:hAnsi="游明朝"/>
-                <w:b w:val="false"/>
-                <w:bCs w:val="false"/>
-                <w:color w:val="000000"/>
-                <w:sz w:val="18"/>
-                <w:szCs w:val="18"/>
-              </w:rPr>
-              <w:t xml:space="preserve">▲26.3</w:t>
-            </w:r>
-          </w:p>
-        </w:tc>
-        <w:tc>
-          <w:tcPr>
-            <w:tcW w:type="dxa" w:w="2000"/>
-            <w:tcBorders>
-              <w:top w:val="single" w:color="000000" w:sz="4"/>
-              <w:left w:val="single" w:color="000000" w:sz="4"/>
-              <w:bottom w:val="single" w:color="000000" w:sz="4"/>
-              <w:right w:val="single" w:color="000000" w:sz="4"/>
-            </w:tcBorders>
-            <w:tcMar>
-              <w:top w:type="dxa" w:w="40"/>
-              <w:left w:type="dxa" w:w="70"/>
-              <w:bottom w:type="dxa" w:w="40"/>
-              <w:right w:type="dxa" w:w="70"/>
-            </w:tcMar>
-            <w:vAlign w:val="center"/>
-          </w:tcPr>
-          <w:p>
-            <w:pPr>
-              <w:spacing w:after="0" w:line="240"/>
-              <w:jc w:val="right"/>
-            </w:pPr>
-            <w:r>
-              <w:rPr>
-                <w:rFonts w:ascii="游明朝" w:eastAsia="游明朝" w:hAnsi="游明朝"/>
-                <w:b w:val="false"/>
-                <w:bCs w:val="false"/>
-                <w:color w:val="000000"/>
-                <w:sz w:val="18"/>
-                <w:szCs w:val="18"/>
-              </w:rPr>
-              <w:t xml:space="preserve">＋29.7</w:t>
-            </w:r>
-          </w:p>
-        </w:tc>
-        <w:tc>
-          <w:tcPr>
-            <w:tcW w:type="dxa" w:w="2038"/>
-            <w:tcBorders>
-              <w:top w:val="single" w:color="000000" w:sz="4"/>
-              <w:left w:val="single" w:color="000000" w:sz="4"/>
-              <w:bottom w:val="single" w:color="000000" w:sz="4"/>
-              <w:right w:val="single" w:color="000000" w:sz="4"/>
-            </w:tcBorders>
-            <w:tcMar>
-              <w:top w:type="dxa" w:w="40"/>
-              <w:left w:type="dxa" w:w="70"/>
-              <w:bottom w:type="dxa" w:w="40"/>
-              <w:right w:type="dxa" w:w="70"/>
-            </w:tcMar>
-            <w:vAlign w:val="center"/>
-          </w:tcPr>
-          <w:p>
-            <w:pPr>
-              <w:spacing w:after="0" w:line="240"/>
-              <w:jc w:val="right"/>
-            </w:pPr>
-            <w:r>
-              <w:rPr>
-                <w:rFonts w:ascii="游明朝" w:eastAsia="游明朝" w:hAnsi="游明朝"/>
-                <w:b w:val="false"/>
-                <w:bCs w:val="false"/>
-                <w:color w:val="000000"/>
-                <w:sz w:val="18"/>
-                <w:szCs w:val="18"/>
-              </w:rPr>
-              <w:t xml:space="preserve">＋56.0</w:t>
-            </w:r>
-          </w:p>
-        </w:tc>
-      </w:tr>
-      <w:tr>
-        <w:tc>
-          <w:tcPr>
-            <w:tcW w:type="dxa" w:w="3600"/>
-            <w:tcBorders>
-              <w:top w:val="single" w:color="000000" w:sz="4"/>
-              <w:left w:val="single" w:color="000000" w:sz="4"/>
-              <w:bottom w:val="single" w:color="000000" w:sz="4"/>
-              <w:right w:val="single" w:color="000000" w:sz="4"/>
-            </w:tcBorders>
-            <w:tcMar>
-              <w:top w:type="dxa" w:w="40"/>
-              <w:left w:type="dxa" w:w="70"/>
-              <w:bottom w:type="dxa" w:w="40"/>
-              <w:right w:type="dxa" w:w="70"/>
-            </w:tcMar>
-            <w:vAlign w:val="center"/>
-          </w:tcPr>
-          <w:p>
-            <w:pPr>
-              <w:spacing w:after="0" w:line="240"/>
-              <w:jc w:val="left"/>
-            </w:pPr>
-            <w:r>
-              <w:rPr>
-                <w:rFonts w:ascii="游明朝" w:eastAsia="游明朝" w:hAnsi="游明朝"/>
-                <w:b w:val="false"/>
-                <w:bCs w:val="false"/>
-                <w:color w:val="000000"/>
-                <w:sz w:val="18"/>
-                <w:szCs w:val="18"/>
-              </w:rPr>
-              <w:t xml:space="preserve">月平均営業損益</w:t>
-            </w:r>
-          </w:p>
-        </w:tc>
-        <w:tc>
-          <w:tcPr>
-            <w:tcW w:type="dxa" w:w="2000"/>
-            <w:tcBorders>
-              <w:top w:val="single" w:color="000000" w:sz="4"/>
-              <w:left w:val="single" w:color="000000" w:sz="4"/>
-              <w:bottom w:val="single" w:color="000000" w:sz="4"/>
-              <w:right w:val="single" w:color="000000" w:sz="4"/>
-            </w:tcBorders>
-            <w:tcMar>
-              <w:top w:type="dxa" w:w="40"/>
-              <w:left w:type="dxa" w:w="70"/>
-              <w:bottom w:type="dxa" w:w="40"/>
-              <w:right w:type="dxa" w:w="70"/>
-            </w:tcMar>
-            <w:vAlign w:val="center"/>
-          </w:tcPr>
-          <w:p>
-            <w:pPr>
-              <w:spacing w:after="0" w:line="240"/>
-              <w:jc w:val="right"/>
-            </w:pPr>
-            <w:r>
-              <w:rPr>
-                <w:rFonts w:ascii="游明朝" w:eastAsia="游明朝" w:hAnsi="游明朝"/>
-                <w:b w:val="false"/>
-                <w:bCs w:val="false"/>
-                <w:color w:val="000000"/>
-                <w:sz w:val="18"/>
-                <w:szCs w:val="18"/>
-              </w:rPr>
-              <w:t xml:space="preserve">▲4.4</w:t>
-            </w:r>
-          </w:p>
-        </w:tc>
-        <w:tc>
-          <w:tcPr>
-            <w:tcW w:type="dxa" w:w="2000"/>
-            <w:tcBorders>
-              <w:top w:val="single" w:color="000000" w:sz="4"/>
-              <w:left w:val="single" w:color="000000" w:sz="4"/>
-              <w:bottom w:val="single" w:color="000000" w:sz="4"/>
-              <w:right w:val="single" w:color="000000" w:sz="4"/>
-            </w:tcBorders>
-            <w:tcMar>
-              <w:top w:type="dxa" w:w="40"/>
-              <w:left w:type="dxa" w:w="70"/>
-              <w:bottom w:type="dxa" w:w="40"/>
-              <w:right w:type="dxa" w:w="70"/>
-            </w:tcMar>
-            <w:vAlign w:val="center"/>
-          </w:tcPr>
-          <w:p>
-            <w:pPr>
-              <w:spacing w:after="0" w:line="240"/>
-              <w:jc w:val="right"/>
-            </w:pPr>
-            <w:r>
-              <w:rPr>
-                <w:rFonts w:ascii="游明朝" w:eastAsia="游明朝" w:hAnsi="游明朝"/>
-                <w:b w:val="false"/>
-                <w:bCs w:val="false"/>
-                <w:color w:val="000000"/>
-                <w:sz w:val="18"/>
-                <w:szCs w:val="18"/>
-              </w:rPr>
-              <w:t xml:space="preserve">＋5.0</w:t>
-            </w:r>
-          </w:p>
-        </w:tc>
-        <w:tc>
-          <w:tcPr>
-            <w:tcW w:type="dxa" w:w="2038"/>
-            <w:tcBorders>
-              <w:top w:val="single" w:color="000000" w:sz="4"/>
-              <w:left w:val="single" w:color="000000" w:sz="4"/>
-              <w:bottom w:val="single" w:color="000000" w:sz="4"/>
-              <w:right w:val="single" w:color="000000" w:sz="4"/>
-            </w:tcBorders>
-            <w:tcMar>
-              <w:top w:type="dxa" w:w="40"/>
-              <w:left w:type="dxa" w:w="70"/>
-              <w:bottom w:type="dxa" w:w="40"/>
-              <w:right w:type="dxa" w:w="70"/>
-            </w:tcMar>
-            <w:vAlign w:val="center"/>
-          </w:tcPr>
-          <w:p>
-            <w:pPr>
-              <w:spacing w:after="0" w:line="240"/>
-              <w:jc w:val="right"/>
-            </w:pPr>
-            <w:r>
-              <w:rPr>
-                <w:rFonts w:ascii="游明朝" w:eastAsia="游明朝" w:hAnsi="游明朝"/>
-                <w:b w:val="false"/>
-                <w:bCs w:val="false"/>
-                <w:color w:val="000000"/>
-                <w:sz w:val="18"/>
-                <w:szCs w:val="18"/>
-              </w:rPr>
-              <w:t xml:space="preserve">＋9.4</w:t>
-            </w:r>
-          </w:p>
-        </w:tc>
-      </w:tr>
-      <w:tr>
-        <w:tc>
-          <w:tcPr>
-            <w:tcW w:type="dxa" w:w="3600"/>
-            <w:tcBorders>
-              <w:top w:val="single" w:color="000000" w:sz="4"/>
-              <w:left w:val="single" w:color="000000" w:sz="4"/>
-              <w:bottom w:val="single" w:color="000000" w:sz="4"/>
-              <w:right w:val="single" w:color="000000" w:sz="4"/>
-            </w:tcBorders>
-            <w:tcMar>
-              <w:top w:type="dxa" w:w="40"/>
-              <w:left w:type="dxa" w:w="70"/>
-              <w:bottom w:type="dxa" w:w="40"/>
-              <w:right w:type="dxa" w:w="70"/>
-            </w:tcMar>
-            <w:vAlign w:val="center"/>
-          </w:tcPr>
-          <w:p>
-            <w:pPr>
-              <w:spacing w:after="0" w:line="240"/>
-              <w:jc w:val="left"/>
-            </w:pPr>
-            <w:r>
-              <w:rPr>
-                <w:rFonts w:ascii="游明朝" w:eastAsia="游明朝" w:hAnsi="游明朝"/>
-                <w:b w:val="false"/>
-                <w:bCs w:val="false"/>
-                <w:color w:val="000000"/>
-                <w:sz w:val="18"/>
-                <w:szCs w:val="18"/>
-              </w:rPr>
-              <w:t xml:space="preserve">当期純損益</w:t>
-            </w:r>
-          </w:p>
-        </w:tc>
-        <w:tc>
-          <w:tcPr>
-            <w:tcW w:type="dxa" w:w="2000"/>
-            <w:tcBorders>
-              <w:top w:val="single" w:color="000000" w:sz="4"/>
-              <w:left w:val="single" w:color="000000" w:sz="4"/>
-              <w:bottom w:val="single" w:color="000000" w:sz="4"/>
-              <w:right w:val="single" w:color="000000" w:sz="4"/>
-            </w:tcBorders>
-            <w:tcMar>
-              <w:top w:type="dxa" w:w="40"/>
-              <w:left w:type="dxa" w:w="70"/>
-              <w:bottom w:type="dxa" w:w="40"/>
-              <w:right w:type="dxa" w:w="70"/>
-            </w:tcMar>
-            <w:vAlign w:val="center"/>
-          </w:tcPr>
-          <w:p>
-            <w:pPr>
-              <w:spacing w:after="0" w:line="240"/>
-              <w:jc w:val="right"/>
-            </w:pPr>
-            <w:r>
-              <w:rPr>
-                <w:rFonts w:ascii="游明朝" w:eastAsia="游明朝" w:hAnsi="游明朝"/>
-                <w:b w:val="false"/>
-                <w:bCs w:val="false"/>
-                <w:color w:val="000000"/>
-                <w:sz w:val="18"/>
-                <w:szCs w:val="18"/>
-              </w:rPr>
-              <w:t xml:space="preserve">▲67.0</w:t>
-            </w:r>
-          </w:p>
-        </w:tc>
-        <w:tc>
-          <w:tcPr>
-            <w:tcW w:type="dxa" w:w="2000"/>
-            <w:tcBorders>
-              <w:top w:val="single" w:color="000000" w:sz="4"/>
-              <w:left w:val="single" w:color="000000" w:sz="4"/>
-              <w:bottom w:val="single" w:color="000000" w:sz="4"/>
-              <w:right w:val="single" w:color="000000" w:sz="4"/>
-            </w:tcBorders>
-            <w:tcMar>
-              <w:top w:type="dxa" w:w="40"/>
-              <w:left w:type="dxa" w:w="70"/>
-              <w:bottom w:type="dxa" w:w="40"/>
-              <w:right w:type="dxa" w:w="70"/>
-            </w:tcMar>
-            <w:vAlign w:val="center"/>
-          </w:tcPr>
-          <w:p>
-            <w:pPr>
-              <w:spacing w:after="0" w:line="240"/>
-              <w:jc w:val="right"/>
-            </w:pPr>
-            <w:r>
-              <w:rPr>
-                <w:rFonts w:ascii="游明朝" w:eastAsia="游明朝" w:hAnsi="游明朝"/>
-                <w:b w:val="false"/>
-                <w:bCs w:val="false"/>
-                <w:color w:val="000000"/>
-                <w:sz w:val="18"/>
-                <w:szCs w:val="18"/>
-              </w:rPr>
-              <w:t xml:space="preserve">＋38.0</w:t>
-            </w:r>
-          </w:p>
-        </w:tc>
-        <w:tc>
-          <w:tcPr>
-            <w:tcW w:type="dxa" w:w="2038"/>
-            <w:tcBorders>
-              <w:top w:val="single" w:color="000000" w:sz="4"/>
-              <w:left w:val="single" w:color="000000" w:sz="4"/>
-              <w:bottom w:val="single" w:color="000000" w:sz="4"/>
-              <w:right w:val="single" w:color="000000" w:sz="4"/>
-            </w:tcBorders>
-            <w:tcMar>
-              <w:top w:type="dxa" w:w="40"/>
-              <w:left w:type="dxa" w:w="70"/>
-              <w:bottom w:type="dxa" w:w="40"/>
-              <w:right w:type="dxa" w:w="70"/>
-            </w:tcMar>
-            <w:vAlign w:val="center"/>
-          </w:tcPr>
-          <w:p>
-            <w:pPr>
-              <w:spacing w:after="0" w:line="240"/>
-              <w:jc w:val="right"/>
-            </w:pPr>
-            <w:r>
-              <w:rPr>
-                <w:rFonts w:ascii="游明朝" w:eastAsia="游明朝" w:hAnsi="游明朝"/>
-                <w:b w:val="false"/>
-                <w:bCs w:val="false"/>
-                <w:color w:val="000000"/>
-                <w:sz w:val="18"/>
-                <w:szCs w:val="18"/>
-              </w:rPr>
-              <w:t xml:space="preserve">＋105.0</w:t>
-            </w:r>
-          </w:p>
-        </w:tc>
-      </w:tr>
-    </w:tbl>
-    <w:p>
-      <w:pPr>
-        <w:spacing w:after="80"/>
-      </w:pPr>
-    </w:p>
-    <w:p>
-      <w:pPr>
-        <w:spacing w:after="60" w:before="0" w:line="260"/>
-        <w:jc w:val="both"/>
-      </w:pPr>
-      <w:r>
-        <w:rPr>
-          <w:rFonts w:ascii="游明朝" w:eastAsia="游明朝" w:hAnsi="游明朝"/>
-          <w:color w:val="000000"/>
-          <w:sz w:val="17"/>
-          <w:szCs w:val="17"/>
-        </w:rPr>
-        <w:t xml:space="preserve">※ 主な調整事項：賞与の月割り再配分、合併に伴う一時損失（約49百万円）の除外、処遇改善給付の月割り配分、経営指導料の営業外区分。</w:t>
-      </w:r>
-    </w:p>
-    <w:p>
-      <w:pPr>
-        <w:spacing w:after="120" w:before="0" w:line="320"/>
-        <w:jc w:val="both"/>
-      </w:pPr>
-      <w:r>
-        <w:rPr>
-          <w:rFonts w:ascii="游明朝" w:eastAsia="游明朝" w:hAnsi="游明朝"/>
-          <w:color w:val="000000"/>
-          <w:sz w:val="21"/>
-          <w:szCs w:val="21"/>
-        </w:rPr>
-        <w:t xml:space="preserve">上半期売上高517.9百万円は年換算で1,035.8百万円となり、2025年4月期（953.5百万円）を約8.6％上回る過去最高の水準です。</w:t>
-      </w:r>
-    </w:p>
-    <w:p>
-      <w:pPr>
-        <w:pStyle w:val="Heading2"/>
-        <w:spacing w:after="100" w:before="240"/>
-      </w:pPr>
-      <w:r>
-        <w:rPr>
-          <w:rFonts w:ascii="游ゴシック" w:eastAsia="游ゴシック" w:hAnsi="游ゴシック"/>
-          <w:b/>
-          <w:bCs/>
-          <w:color w:val="000000"/>
-          <w:sz w:val="22"/>
-          <w:szCs w:val="22"/>
-        </w:rPr>
-        <w:t xml:space="preserve">2-6．現場の取り組みと成果</w:t>
+        <w:t xml:space="preserve">2-5．現場の取り組みと成果</w:t>
       </w:r>
     </w:p>
     <w:p>
@@ -14314,7 +13511,7 @@
           <w:sz w:val="22"/>
           <w:szCs w:val="22"/>
         </w:rPr>
-        <w:t xml:space="preserve">2-7．収益基盤の拡充</w:t>
+        <w:t xml:space="preserve">2-6．収益基盤の拡充</w:t>
       </w:r>
     </w:p>
     <w:p>
@@ -15083,7 +14280,7 @@
           <w:sz w:val="17"/>
           <w:szCs w:val="17"/>
         </w:rPr>
-        <w:t xml:space="preserve">※ 株主報告では、事業引継ぎ済み・清算予定の関係法人向け貸付金51.1百万円を全額評価減した実態純資産（2026年5月末▲59.1百万円）を併せて開示しています。同法人から当社が引き受けた借入（約46百万円）は2026年11月期決算までに当社の帳簿へ計上する予定であり、計上後の実態ベースの有利子負債は約380百万円となります。</w:t>
+        <w:t xml:space="preserve">※ 事業引継ぎ済み・清算予定の関係法人から当社が引き受けた借入（約46百万円）は2026年11月期決算までに当社の帳簿へ計上する予定であり、計上後の実態ベースの有利子負債は約380百万円となります。</w:t>
       </w:r>
     </w:p>
     <w:p>
@@ -15175,837 +14372,6 @@
     </w:p>
     <w:p>
       <w:pPr>
-        <w:pStyle w:val="Heading2"/>
-        <w:spacing w:after="100" w:before="240"/>
-      </w:pPr>
-      <w:r>
-        <w:rPr>
-          <w:rFonts w:ascii="游ゴシック" w:eastAsia="游ゴシック" w:hAnsi="游ゴシック"/>
-          <w:b/>
-          <w:bCs/>
-          <w:color w:val="000000"/>
-          <w:sz w:val="22"/>
-          <w:szCs w:val="22"/>
-        </w:rPr>
-        <w:t xml:space="preserve">3-4．当面の課題 ― 返済負担に対する収益力の不足</w:t>
-      </w:r>
-    </w:p>
-    <w:p>
-      <w:pPr>
-        <w:spacing w:after="120" w:before="0" w:line="320"/>
-        <w:jc w:val="both"/>
-      </w:pPr>
-      <w:r>
-        <w:rPr>
-          <w:rFonts w:ascii="游明朝" w:eastAsia="游明朝" w:hAnsi="游明朝"/>
-          <w:color w:val="000000"/>
-          <w:sz w:val="21"/>
-          <w:szCs w:val="21"/>
-        </w:rPr>
-        <w:t xml:space="preserve">当社の課題は、収益力そのものよりも、増大した有利子負債の返済負担にあります。月々の元金返済を税引後利益で賄うために必要な営業利益の水準は次のとおりです。</w:t>
-      </w:r>
-    </w:p>
-    <w:tbl>
-      <w:tblPr>
-        <w:tblW w:type="dxa" w:w="9638"/>
-        <w:tblBorders>
-          <w:top w:val="single" w:color="auto" w:sz="4"/>
-          <w:left w:val="single" w:color="auto" w:sz="4"/>
-          <w:bottom w:val="single" w:color="auto" w:sz="4"/>
-          <w:right w:val="single" w:color="auto" w:sz="4"/>
-          <w:insideH w:val="single" w:color="auto" w:sz="4"/>
-          <w:insideV w:val="single" w:color="auto" w:sz="4"/>
-        </w:tblBorders>
-      </w:tblPr>
-      <w:tblGrid>
-        <w:gridCol w:w="3600"/>
-        <w:gridCol w:w="1500"/>
-        <w:gridCol w:w="4538"/>
-      </w:tblGrid>
-      <w:tr>
-        <w:trPr>
-          <w:tblHeader/>
-        </w:trPr>
-        <w:tc>
-          <w:tcPr>
-            <w:tcW w:type="dxa" w:w="3600"/>
-            <w:tcBorders>
-              <w:top w:val="single" w:color="000000" w:sz="4"/>
-              <w:left w:val="single" w:color="000000" w:sz="4"/>
-              <w:bottom w:val="single" w:color="000000" w:sz="4"/>
-              <w:right w:val="single" w:color="000000" w:sz="4"/>
-            </w:tcBorders>
-            <w:shd w:fill="E6E6E6" w:color="E6E6E6" w:val="clear"/>
-            <w:tcMar>
-              <w:top w:type="dxa" w:w="40"/>
-              <w:left w:type="dxa" w:w="70"/>
-              <w:bottom w:type="dxa" w:w="40"/>
-              <w:right w:type="dxa" w:w="70"/>
-            </w:tcMar>
-            <w:vAlign w:val="center"/>
-          </w:tcPr>
-          <w:p>
-            <w:pPr>
-              <w:spacing w:after="0" w:line="240"/>
-              <w:jc w:val="center"/>
-            </w:pPr>
-            <w:r>
-              <w:rPr>
-                <w:rFonts w:ascii="游ゴシック" w:eastAsia="游ゴシック" w:hAnsi="游ゴシック"/>
-                <w:b/>
-                <w:bCs/>
-                <w:color w:val="000000"/>
-                <w:sz w:val="18"/>
-                <w:szCs w:val="18"/>
-              </w:rPr>
-              <w:t xml:space="preserve">計算ステップ</w:t>
-            </w:r>
-          </w:p>
-        </w:tc>
-        <w:tc>
-          <w:tcPr>
-            <w:tcW w:type="dxa" w:w="1500"/>
-            <w:tcBorders>
-              <w:top w:val="single" w:color="000000" w:sz="4"/>
-              <w:left w:val="single" w:color="000000" w:sz="4"/>
-              <w:bottom w:val="single" w:color="000000" w:sz="4"/>
-              <w:right w:val="single" w:color="000000" w:sz="4"/>
-            </w:tcBorders>
-            <w:shd w:fill="E6E6E6" w:color="E6E6E6" w:val="clear"/>
-            <w:tcMar>
-              <w:top w:type="dxa" w:w="40"/>
-              <w:left w:type="dxa" w:w="70"/>
-              <w:bottom w:type="dxa" w:w="40"/>
-              <w:right w:type="dxa" w:w="70"/>
-            </w:tcMar>
-            <w:vAlign w:val="center"/>
-          </w:tcPr>
-          <w:p>
-            <w:pPr>
-              <w:spacing w:after="0" w:line="240"/>
-              <w:jc w:val="center"/>
-            </w:pPr>
-            <w:r>
-              <w:rPr>
-                <w:rFonts w:ascii="游ゴシック" w:eastAsia="游ゴシック" w:hAnsi="游ゴシック"/>
-                <w:b/>
-                <w:bCs/>
-                <w:color w:val="000000"/>
-                <w:sz w:val="18"/>
-                <w:szCs w:val="18"/>
-              </w:rPr>
-              <w:t xml:space="preserve">月額（百万円）</w:t>
-            </w:r>
-          </w:p>
-        </w:tc>
-        <w:tc>
-          <w:tcPr>
-            <w:tcW w:type="dxa" w:w="4538"/>
-            <w:tcBorders>
-              <w:top w:val="single" w:color="000000" w:sz="4"/>
-              <w:left w:val="single" w:color="000000" w:sz="4"/>
-              <w:bottom w:val="single" w:color="000000" w:sz="4"/>
-              <w:right w:val="single" w:color="000000" w:sz="4"/>
-            </w:tcBorders>
-            <w:shd w:fill="E6E6E6" w:color="E6E6E6" w:val="clear"/>
-            <w:tcMar>
-              <w:top w:type="dxa" w:w="40"/>
-              <w:left w:type="dxa" w:w="70"/>
-              <w:bottom w:type="dxa" w:w="40"/>
-              <w:right w:type="dxa" w:w="70"/>
-            </w:tcMar>
-            <w:vAlign w:val="center"/>
-          </w:tcPr>
-          <w:p>
-            <w:pPr>
-              <w:spacing w:after="0" w:line="240"/>
-              <w:jc w:val="center"/>
-            </w:pPr>
-            <w:r>
-              <w:rPr>
-                <w:rFonts w:ascii="游ゴシック" w:eastAsia="游ゴシック" w:hAnsi="游ゴシック"/>
-                <w:b/>
-                <w:bCs/>
-                <w:color w:val="000000"/>
-                <w:sz w:val="18"/>
-                <w:szCs w:val="18"/>
-              </w:rPr>
-              <w:t xml:space="preserve">説明</w:t>
-            </w:r>
-          </w:p>
-        </w:tc>
-      </w:tr>
-      <w:tr>
-        <w:tc>
-          <w:tcPr>
-            <w:tcW w:type="dxa" w:w="3600"/>
-            <w:tcBorders>
-              <w:top w:val="single" w:color="000000" w:sz="4"/>
-              <w:left w:val="single" w:color="000000" w:sz="4"/>
-              <w:bottom w:val="single" w:color="000000" w:sz="4"/>
-              <w:right w:val="single" w:color="000000" w:sz="4"/>
-            </w:tcBorders>
-            <w:tcMar>
-              <w:top w:type="dxa" w:w="40"/>
-              <w:left w:type="dxa" w:w="70"/>
-              <w:bottom w:type="dxa" w:w="40"/>
-              <w:right w:type="dxa" w:w="70"/>
-            </w:tcMar>
-            <w:vAlign w:val="center"/>
-          </w:tcPr>
-          <w:p>
-            <w:pPr>
-              <w:spacing w:after="0" w:line="240"/>
-              <w:jc w:val="left"/>
-            </w:pPr>
-            <w:r>
-              <w:rPr>
-                <w:rFonts w:ascii="游明朝" w:eastAsia="游明朝" w:hAnsi="游明朝"/>
-                <w:b w:val="false"/>
-                <w:bCs w:val="false"/>
-                <w:color w:val="000000"/>
-                <w:sz w:val="18"/>
-                <w:szCs w:val="18"/>
-              </w:rPr>
-              <w:t xml:space="preserve">毎月の元金返済</w:t>
-            </w:r>
-          </w:p>
-        </w:tc>
-        <w:tc>
-          <w:tcPr>
-            <w:tcW w:type="dxa" w:w="1500"/>
-            <w:tcBorders>
-              <w:top w:val="single" w:color="000000" w:sz="4"/>
-              <w:left w:val="single" w:color="000000" w:sz="4"/>
-              <w:bottom w:val="single" w:color="000000" w:sz="4"/>
-              <w:right w:val="single" w:color="000000" w:sz="4"/>
-            </w:tcBorders>
-            <w:tcMar>
-              <w:top w:type="dxa" w:w="40"/>
-              <w:left w:type="dxa" w:w="70"/>
-              <w:bottom w:type="dxa" w:w="40"/>
-              <w:right w:type="dxa" w:w="70"/>
-            </w:tcMar>
-            <w:vAlign w:val="center"/>
-          </w:tcPr>
-          <w:p>
-            <w:pPr>
-              <w:spacing w:after="0" w:line="240"/>
-              <w:jc w:val="right"/>
-            </w:pPr>
-            <w:r>
-              <w:rPr>
-                <w:rFonts w:ascii="游明朝" w:eastAsia="游明朝" w:hAnsi="游明朝"/>
-                <w:b w:val="false"/>
-                <w:bCs w:val="false"/>
-                <w:color w:val="000000"/>
-                <w:sz w:val="18"/>
-                <w:szCs w:val="18"/>
-              </w:rPr>
-              <w:t xml:space="preserve">6.0</w:t>
-            </w:r>
-          </w:p>
-        </w:tc>
-        <w:tc>
-          <w:tcPr>
-            <w:tcW w:type="dxa" w:w="4538"/>
-            <w:tcBorders>
-              <w:top w:val="single" w:color="000000" w:sz="4"/>
-              <w:left w:val="single" w:color="000000" w:sz="4"/>
-              <w:bottom w:val="single" w:color="000000" w:sz="4"/>
-              <w:right w:val="single" w:color="000000" w:sz="4"/>
-            </w:tcBorders>
-            <w:tcMar>
-              <w:top w:type="dxa" w:w="40"/>
-              <w:left w:type="dxa" w:w="70"/>
-              <w:bottom w:type="dxa" w:w="40"/>
-              <w:right w:type="dxa" w:w="70"/>
-            </w:tcMar>
-            <w:vAlign w:val="center"/>
-          </w:tcPr>
-          <w:p>
-            <w:pPr>
-              <w:spacing w:after="0" w:line="240"/>
-              <w:jc w:val="left"/>
-            </w:pPr>
-            <w:r>
-              <w:rPr>
-                <w:rFonts w:ascii="游明朝" w:eastAsia="游明朝" w:hAnsi="游明朝"/>
-                <w:b w:val="false"/>
-                <w:bCs w:val="false"/>
-                <w:color w:val="000000"/>
-                <w:sz w:val="18"/>
-                <w:szCs w:val="18"/>
-              </w:rPr>
-              <w:t xml:space="preserve">経費ではなく税引後利益からのみ支払可能</w:t>
-            </w:r>
-          </w:p>
-        </w:tc>
-      </w:tr>
-      <w:tr>
-        <w:tc>
-          <w:tcPr>
-            <w:tcW w:type="dxa" w:w="3600"/>
-            <w:tcBorders>
-              <w:top w:val="single" w:color="000000" w:sz="4"/>
-              <w:left w:val="single" w:color="000000" w:sz="4"/>
-              <w:bottom w:val="single" w:color="000000" w:sz="4"/>
-              <w:right w:val="single" w:color="000000" w:sz="4"/>
-            </w:tcBorders>
-            <w:tcMar>
-              <w:top w:type="dxa" w:w="40"/>
-              <w:left w:type="dxa" w:w="70"/>
-              <w:bottom w:type="dxa" w:w="40"/>
-              <w:right w:type="dxa" w:w="70"/>
-            </w:tcMar>
-            <w:vAlign w:val="center"/>
-          </w:tcPr>
-          <w:p>
-            <w:pPr>
-              <w:spacing w:after="0" w:line="240"/>
-              <w:jc w:val="left"/>
-            </w:pPr>
-            <w:r>
-              <w:rPr>
-                <w:rFonts w:ascii="游明朝" w:eastAsia="游明朝" w:hAnsi="游明朝"/>
-                <w:b w:val="false"/>
-                <w:bCs w:val="false"/>
-                <w:color w:val="000000"/>
-                <w:sz w:val="18"/>
-                <w:szCs w:val="18"/>
-              </w:rPr>
-              <w:t xml:space="preserve">税負担を上乗せ（÷(1－30％)）</w:t>
-            </w:r>
-          </w:p>
-        </w:tc>
-        <w:tc>
-          <w:tcPr>
-            <w:tcW w:type="dxa" w:w="1500"/>
-            <w:tcBorders>
-              <w:top w:val="single" w:color="000000" w:sz="4"/>
-              <w:left w:val="single" w:color="000000" w:sz="4"/>
-              <w:bottom w:val="single" w:color="000000" w:sz="4"/>
-              <w:right w:val="single" w:color="000000" w:sz="4"/>
-            </w:tcBorders>
-            <w:tcMar>
-              <w:top w:type="dxa" w:w="40"/>
-              <w:left w:type="dxa" w:w="70"/>
-              <w:bottom w:type="dxa" w:w="40"/>
-              <w:right w:type="dxa" w:w="70"/>
-            </w:tcMar>
-            <w:vAlign w:val="center"/>
-          </w:tcPr>
-          <w:p>
-            <w:pPr>
-              <w:spacing w:after="0" w:line="240"/>
-              <w:jc w:val="right"/>
-            </w:pPr>
-            <w:r>
-              <w:rPr>
-                <w:rFonts w:ascii="游明朝" w:eastAsia="游明朝" w:hAnsi="游明朝"/>
-                <w:b w:val="false"/>
-                <w:bCs w:val="false"/>
-                <w:color w:val="000000"/>
-                <w:sz w:val="18"/>
-                <w:szCs w:val="18"/>
-              </w:rPr>
-              <w:t xml:space="preserve">8.6</w:t>
-            </w:r>
-          </w:p>
-        </w:tc>
-        <w:tc>
-          <w:tcPr>
-            <w:tcW w:type="dxa" w:w="4538"/>
-            <w:tcBorders>
-              <w:top w:val="single" w:color="000000" w:sz="4"/>
-              <w:left w:val="single" w:color="000000" w:sz="4"/>
-              <w:bottom w:val="single" w:color="000000" w:sz="4"/>
-              <w:right w:val="single" w:color="000000" w:sz="4"/>
-            </w:tcBorders>
-            <w:tcMar>
-              <w:top w:type="dxa" w:w="40"/>
-              <w:left w:type="dxa" w:w="70"/>
-              <w:bottom w:type="dxa" w:w="40"/>
-              <w:right w:type="dxa" w:w="70"/>
-            </w:tcMar>
-            <w:vAlign w:val="center"/>
-          </w:tcPr>
-          <w:p>
-            <w:pPr>
-              <w:spacing w:after="0" w:line="240"/>
-              <w:jc w:val="left"/>
-            </w:pPr>
-            <w:r>
-              <w:rPr>
-                <w:rFonts w:ascii="游明朝" w:eastAsia="游明朝" w:hAnsi="游明朝"/>
-                <w:b w:val="false"/>
-                <w:bCs w:val="false"/>
-                <w:color w:val="000000"/>
-                <w:sz w:val="18"/>
-                <w:szCs w:val="18"/>
-              </w:rPr>
-              <w:t xml:space="preserve">税引前で必要な利益</w:t>
-            </w:r>
-          </w:p>
-        </w:tc>
-      </w:tr>
-      <w:tr>
-        <w:tc>
-          <w:tcPr>
-            <w:tcW w:type="dxa" w:w="3600"/>
-            <w:tcBorders>
-              <w:top w:val="single" w:color="000000" w:sz="4"/>
-              <w:left w:val="single" w:color="000000" w:sz="4"/>
-              <w:bottom w:val="single" w:color="000000" w:sz="4"/>
-              <w:right w:val="single" w:color="000000" w:sz="4"/>
-            </w:tcBorders>
-            <w:tcMar>
-              <w:top w:type="dxa" w:w="40"/>
-              <w:left w:type="dxa" w:w="70"/>
-              <w:bottom w:type="dxa" w:w="40"/>
-              <w:right w:type="dxa" w:w="70"/>
-            </w:tcMar>
-            <w:vAlign w:val="center"/>
-          </w:tcPr>
-          <w:p>
-            <w:pPr>
-              <w:spacing w:after="0" w:line="240"/>
-              <w:jc w:val="left"/>
-            </w:pPr>
-            <w:r>
-              <w:rPr>
-                <w:rFonts w:ascii="游明朝" w:eastAsia="游明朝" w:hAnsi="游明朝"/>
-                <w:b w:val="false"/>
-                <w:bCs w:val="false"/>
-                <w:color w:val="000000"/>
-                <w:sz w:val="18"/>
-                <w:szCs w:val="18"/>
-              </w:rPr>
-              <w:t xml:space="preserve">支払利息を加算</w:t>
-            </w:r>
-          </w:p>
-        </w:tc>
-        <w:tc>
-          <w:tcPr>
-            <w:tcW w:type="dxa" w:w="1500"/>
-            <w:tcBorders>
-              <w:top w:val="single" w:color="000000" w:sz="4"/>
-              <w:left w:val="single" w:color="000000" w:sz="4"/>
-              <w:bottom w:val="single" w:color="000000" w:sz="4"/>
-              <w:right w:val="single" w:color="000000" w:sz="4"/>
-            </w:tcBorders>
-            <w:tcMar>
-              <w:top w:type="dxa" w:w="40"/>
-              <w:left w:type="dxa" w:w="70"/>
-              <w:bottom w:type="dxa" w:w="40"/>
-              <w:right w:type="dxa" w:w="70"/>
-            </w:tcMar>
-            <w:vAlign w:val="center"/>
-          </w:tcPr>
-          <w:p>
-            <w:pPr>
-              <w:spacing w:after="0" w:line="240"/>
-              <w:jc w:val="right"/>
-            </w:pPr>
-            <w:r>
-              <w:rPr>
-                <w:rFonts w:ascii="游明朝" w:eastAsia="游明朝" w:hAnsi="游明朝"/>
-                <w:b w:val="false"/>
-                <w:bCs w:val="false"/>
-                <w:color w:val="000000"/>
-                <w:sz w:val="18"/>
-                <w:szCs w:val="18"/>
-              </w:rPr>
-              <w:t xml:space="preserve">＋0.3</w:t>
-            </w:r>
-          </w:p>
-        </w:tc>
-        <w:tc>
-          <w:tcPr>
-            <w:tcW w:type="dxa" w:w="4538"/>
-            <w:tcBorders>
-              <w:top w:val="single" w:color="000000" w:sz="4"/>
-              <w:left w:val="single" w:color="000000" w:sz="4"/>
-              <w:bottom w:val="single" w:color="000000" w:sz="4"/>
-              <w:right w:val="single" w:color="000000" w:sz="4"/>
-            </w:tcBorders>
-            <w:tcMar>
-              <w:top w:type="dxa" w:w="40"/>
-              <w:left w:type="dxa" w:w="70"/>
-              <w:bottom w:type="dxa" w:w="40"/>
-              <w:right w:type="dxa" w:w="70"/>
-            </w:tcMar>
-            <w:vAlign w:val="center"/>
-          </w:tcPr>
-          <w:p>
-            <w:pPr>
-              <w:spacing w:after="0" w:line="240"/>
-              <w:jc w:val="left"/>
-            </w:pPr>
-            <w:r>
-              <w:rPr>
-                <w:rFonts w:ascii="游明朝" w:eastAsia="游明朝" w:hAnsi="游明朝"/>
-                <w:b w:val="false"/>
-                <w:bCs w:val="false"/>
-                <w:color w:val="000000"/>
-                <w:sz w:val="18"/>
-                <w:szCs w:val="18"/>
-              </w:rPr>
-              <w:t xml:space="preserve">借入17口の利息</w:t>
-            </w:r>
-          </w:p>
-        </w:tc>
-      </w:tr>
-      <w:tr>
-        <w:tc>
-          <w:tcPr>
-            <w:tcW w:type="dxa" w:w="3600"/>
-            <w:tcBorders>
-              <w:top w:val="single" w:color="000000" w:sz="4"/>
-              <w:left w:val="single" w:color="000000" w:sz="4"/>
-              <w:bottom w:val="single" w:color="000000" w:sz="4"/>
-              <w:right w:val="single" w:color="000000" w:sz="4"/>
-            </w:tcBorders>
-            <w:shd w:fill="F2F2F2" w:color="F2F2F2" w:val="clear"/>
-            <w:tcMar>
-              <w:top w:type="dxa" w:w="40"/>
-              <w:left w:type="dxa" w:w="70"/>
-              <w:bottom w:type="dxa" w:w="40"/>
-              <w:right w:type="dxa" w:w="70"/>
-            </w:tcMar>
-            <w:vAlign w:val="center"/>
-          </w:tcPr>
-          <w:p>
-            <w:pPr>
-              <w:spacing w:after="0" w:line="240"/>
-              <w:jc w:val="left"/>
-            </w:pPr>
-            <w:r>
-              <w:rPr>
-                <w:rFonts w:ascii="游明朝" w:eastAsia="游明朝" w:hAnsi="游明朝"/>
-                <w:b/>
-                <w:bCs/>
-                <w:color w:val="000000"/>
-                <w:sz w:val="18"/>
-                <w:szCs w:val="18"/>
-              </w:rPr>
-              <w:t xml:space="preserve">必要な営業利益（持続性の最低ライン）</w:t>
-            </w:r>
-          </w:p>
-        </w:tc>
-        <w:tc>
-          <w:tcPr>
-            <w:tcW w:type="dxa" w:w="1500"/>
-            <w:tcBorders>
-              <w:top w:val="single" w:color="000000" w:sz="4"/>
-              <w:left w:val="single" w:color="000000" w:sz="4"/>
-              <w:bottom w:val="single" w:color="000000" w:sz="4"/>
-              <w:right w:val="single" w:color="000000" w:sz="4"/>
-            </w:tcBorders>
-            <w:shd w:fill="F2F2F2" w:color="F2F2F2" w:val="clear"/>
-            <w:tcMar>
-              <w:top w:type="dxa" w:w="40"/>
-              <w:left w:type="dxa" w:w="70"/>
-              <w:bottom w:type="dxa" w:w="40"/>
-              <w:right w:type="dxa" w:w="70"/>
-            </w:tcMar>
-            <w:vAlign w:val="center"/>
-          </w:tcPr>
-          <w:p>
-            <w:pPr>
-              <w:spacing w:after="0" w:line="240"/>
-              <w:jc w:val="right"/>
-            </w:pPr>
-            <w:r>
-              <w:rPr>
-                <w:rFonts w:ascii="游明朝" w:eastAsia="游明朝" w:hAnsi="游明朝"/>
-                <w:b/>
-                <w:bCs/>
-                <w:color w:val="000000"/>
-                <w:sz w:val="18"/>
-                <w:szCs w:val="18"/>
-              </w:rPr>
-              <w:t xml:space="preserve">≒9.0</w:t>
-            </w:r>
-          </w:p>
-        </w:tc>
-        <w:tc>
-          <w:tcPr>
-            <w:tcW w:type="dxa" w:w="4538"/>
-            <w:tcBorders>
-              <w:top w:val="single" w:color="000000" w:sz="4"/>
-              <w:left w:val="single" w:color="000000" w:sz="4"/>
-              <w:bottom w:val="single" w:color="000000" w:sz="4"/>
-              <w:right w:val="single" w:color="000000" w:sz="4"/>
-            </w:tcBorders>
-            <w:shd w:fill="F2F2F2" w:color="F2F2F2" w:val="clear"/>
-            <w:tcMar>
-              <w:top w:type="dxa" w:w="40"/>
-              <w:left w:type="dxa" w:w="70"/>
-              <w:bottom w:type="dxa" w:w="40"/>
-              <w:right w:type="dxa" w:w="70"/>
-            </w:tcMar>
-            <w:vAlign w:val="center"/>
-          </w:tcPr>
-          <w:p>
-            <w:pPr>
-              <w:spacing w:after="0" w:line="240"/>
-              <w:jc w:val="left"/>
-            </w:pPr>
-            <w:r>
-              <w:rPr>
-                <w:rFonts w:ascii="游明朝" w:eastAsia="游明朝" w:hAnsi="游明朝"/>
-                <w:b w:val="false"/>
-                <w:bCs w:val="false"/>
-                <w:color w:val="000000"/>
-                <w:sz w:val="18"/>
-                <w:szCs w:val="18"/>
-              </w:rPr>
-              <w:t xml:space="preserve">年換算108百万円。減価償却費（月約0.7）を足し戻せば約8.0</w:t>
-            </w:r>
-          </w:p>
-        </w:tc>
-      </w:tr>
-      <w:tr>
-        <w:tc>
-          <w:tcPr>
-            <w:tcW w:type="dxa" w:w="3600"/>
-            <w:tcBorders>
-              <w:top w:val="single" w:color="000000" w:sz="4"/>
-              <w:left w:val="single" w:color="000000" w:sz="4"/>
-              <w:bottom w:val="single" w:color="000000" w:sz="4"/>
-              <w:right w:val="single" w:color="000000" w:sz="4"/>
-            </w:tcBorders>
-            <w:tcMar>
-              <w:top w:type="dxa" w:w="40"/>
-              <w:left w:type="dxa" w:w="70"/>
-              <w:bottom w:type="dxa" w:w="40"/>
-              <w:right w:type="dxa" w:w="70"/>
-            </w:tcMar>
-            <w:vAlign w:val="center"/>
-          </w:tcPr>
-          <w:p>
-            <w:pPr>
-              <w:spacing w:after="0" w:line="240"/>
-              <w:jc w:val="left"/>
-            </w:pPr>
-            <w:r>
-              <w:rPr>
-                <w:rFonts w:ascii="游明朝" w:eastAsia="游明朝" w:hAnsi="游明朝"/>
-                <w:b w:val="false"/>
-                <w:bCs w:val="false"/>
-                <w:color w:val="000000"/>
-                <w:sz w:val="18"/>
-                <w:szCs w:val="18"/>
-              </w:rPr>
-              <w:t xml:space="preserve">現在の水準（上半期平均・調整後）</w:t>
-            </w:r>
-          </w:p>
-        </w:tc>
-        <w:tc>
-          <w:tcPr>
-            <w:tcW w:type="dxa" w:w="1500"/>
-            <w:tcBorders>
-              <w:top w:val="single" w:color="000000" w:sz="4"/>
-              <w:left w:val="single" w:color="000000" w:sz="4"/>
-              <w:bottom w:val="single" w:color="000000" w:sz="4"/>
-              <w:right w:val="single" w:color="000000" w:sz="4"/>
-            </w:tcBorders>
-            <w:tcMar>
-              <w:top w:type="dxa" w:w="40"/>
-              <w:left w:type="dxa" w:w="70"/>
-              <w:bottom w:type="dxa" w:w="40"/>
-              <w:right w:type="dxa" w:w="70"/>
-            </w:tcMar>
-            <w:vAlign w:val="center"/>
-          </w:tcPr>
-          <w:p>
-            <w:pPr>
-              <w:spacing w:after="0" w:line="240"/>
-              <w:jc w:val="right"/>
-            </w:pPr>
-            <w:r>
-              <w:rPr>
-                <w:rFonts w:ascii="游明朝" w:eastAsia="游明朝" w:hAnsi="游明朝"/>
-                <w:b w:val="false"/>
-                <w:bCs w:val="false"/>
-                <w:color w:val="000000"/>
-                <w:sz w:val="18"/>
-                <w:szCs w:val="18"/>
-              </w:rPr>
-              <w:t xml:space="preserve">5.0</w:t>
-            </w:r>
-          </w:p>
-        </w:tc>
-        <w:tc>
-          <w:tcPr>
-            <w:tcW w:type="dxa" w:w="4538"/>
-            <w:tcBorders>
-              <w:top w:val="single" w:color="000000" w:sz="4"/>
-              <w:left w:val="single" w:color="000000" w:sz="4"/>
-              <w:bottom w:val="single" w:color="000000" w:sz="4"/>
-              <w:right w:val="single" w:color="000000" w:sz="4"/>
-            </w:tcBorders>
-            <w:tcMar>
-              <w:top w:type="dxa" w:w="40"/>
-              <w:left w:type="dxa" w:w="70"/>
-              <w:bottom w:type="dxa" w:w="40"/>
-              <w:right w:type="dxa" w:w="70"/>
-            </w:tcMar>
-            <w:vAlign w:val="center"/>
-          </w:tcPr>
-          <w:p>
-            <w:pPr>
-              <w:spacing w:after="0" w:line="240"/>
-              <w:jc w:val="left"/>
-            </w:pPr>
-            <w:r>
-              <w:rPr>
-                <w:rFonts w:ascii="游明朝" w:eastAsia="游明朝" w:hAnsi="游明朝"/>
-                <w:b w:val="false"/>
-                <w:bCs w:val="false"/>
-                <w:color w:val="000000"/>
-                <w:sz w:val="18"/>
-                <w:szCs w:val="18"/>
-              </w:rPr>
-              <w:t xml:space="preserve">直近6月は5.1</w:t>
-            </w:r>
-          </w:p>
-        </w:tc>
-      </w:tr>
-      <w:tr>
-        <w:tc>
-          <w:tcPr>
-            <w:tcW w:type="dxa" w:w="3600"/>
-            <w:tcBorders>
-              <w:top w:val="single" w:color="000000" w:sz="4"/>
-              <w:left w:val="single" w:color="000000" w:sz="4"/>
-              <w:bottom w:val="single" w:color="000000" w:sz="4"/>
-              <w:right w:val="single" w:color="000000" w:sz="4"/>
-            </w:tcBorders>
-            <w:shd w:fill="F2F2F2" w:color="F2F2F2" w:val="clear"/>
-            <w:tcMar>
-              <w:top w:type="dxa" w:w="40"/>
-              <w:left w:type="dxa" w:w="70"/>
-              <w:bottom w:type="dxa" w:w="40"/>
-              <w:right w:type="dxa" w:w="70"/>
-            </w:tcMar>
-            <w:vAlign w:val="center"/>
-          </w:tcPr>
-          <w:p>
-            <w:pPr>
-              <w:spacing w:after="0" w:line="240"/>
-              <w:jc w:val="left"/>
-            </w:pPr>
-            <w:r>
-              <w:rPr>
-                <w:rFonts w:ascii="游明朝" w:eastAsia="游明朝" w:hAnsi="游明朝"/>
-                <w:b/>
-                <w:bCs/>
-                <w:color w:val="000000"/>
-                <w:sz w:val="18"/>
-                <w:szCs w:val="18"/>
-              </w:rPr>
-              <w:t xml:space="preserve">不足額</w:t>
-            </w:r>
-          </w:p>
-        </w:tc>
-        <w:tc>
-          <w:tcPr>
-            <w:tcW w:type="dxa" w:w="1500"/>
-            <w:tcBorders>
-              <w:top w:val="single" w:color="000000" w:sz="4"/>
-              <w:left w:val="single" w:color="000000" w:sz="4"/>
-              <w:bottom w:val="single" w:color="000000" w:sz="4"/>
-              <w:right w:val="single" w:color="000000" w:sz="4"/>
-            </w:tcBorders>
-            <w:shd w:fill="F2F2F2" w:color="F2F2F2" w:val="clear"/>
-            <w:tcMar>
-              <w:top w:type="dxa" w:w="40"/>
-              <w:left w:type="dxa" w:w="70"/>
-              <w:bottom w:type="dxa" w:w="40"/>
-              <w:right w:type="dxa" w:w="70"/>
-            </w:tcMar>
-            <w:vAlign w:val="center"/>
-          </w:tcPr>
-          <w:p>
-            <w:pPr>
-              <w:spacing w:after="0" w:line="240"/>
-              <w:jc w:val="right"/>
-            </w:pPr>
-            <w:r>
-              <w:rPr>
-                <w:rFonts w:ascii="游明朝" w:eastAsia="游明朝" w:hAnsi="游明朝"/>
-                <w:b/>
-                <w:bCs/>
-                <w:color w:val="000000"/>
-                <w:sz w:val="18"/>
-                <w:szCs w:val="18"/>
-              </w:rPr>
-              <w:t xml:space="preserve">約4.0</w:t>
-            </w:r>
-          </w:p>
-        </w:tc>
-        <w:tc>
-          <w:tcPr>
-            <w:tcW w:type="dxa" w:w="4538"/>
-            <w:tcBorders>
-              <w:top w:val="single" w:color="000000" w:sz="4"/>
-              <w:left w:val="single" w:color="000000" w:sz="4"/>
-              <w:bottom w:val="single" w:color="000000" w:sz="4"/>
-              <w:right w:val="single" w:color="000000" w:sz="4"/>
-            </w:tcBorders>
-            <w:shd w:fill="F2F2F2" w:color="F2F2F2" w:val="clear"/>
-            <w:tcMar>
-              <w:top w:type="dxa" w:w="40"/>
-              <w:left w:type="dxa" w:w="70"/>
-              <w:bottom w:type="dxa" w:w="40"/>
-              <w:right w:type="dxa" w:w="70"/>
-            </w:tcMar>
-            <w:vAlign w:val="center"/>
-          </w:tcPr>
-          <w:p>
-            <w:pPr>
-              <w:spacing w:after="0" w:line="240"/>
-              <w:jc w:val="left"/>
-            </w:pPr>
-            <w:r>
-              <w:rPr>
-                <w:rFonts w:ascii="游明朝" w:eastAsia="游明朝" w:hAnsi="游明朝"/>
-                <w:b w:val="false"/>
-                <w:bCs w:val="false"/>
-                <w:color w:val="000000"/>
-                <w:sz w:val="18"/>
-                <w:szCs w:val="18"/>
-              </w:rPr>
-              <w:t xml:space="preserve">本計画で解消を図る金額</w:t>
-            </w:r>
-          </w:p>
-        </w:tc>
-      </w:tr>
-    </w:tbl>
-    <w:p>
-      <w:pPr>
-        <w:spacing w:after="80"/>
-      </w:pPr>
-    </w:p>
-    <w:p>
-      <w:pPr>
-        <w:spacing w:after="120" w:before="0" w:line="320"/>
-        <w:jc w:val="both"/>
-      </w:pPr>
-      <w:r>
-        <w:rPr>
-          <w:rFonts w:ascii="游明朝" w:eastAsia="游明朝" w:hAnsi="游明朝"/>
-          <w:color w:val="000000"/>
-          <w:sz w:val="21"/>
-          <w:szCs w:val="21"/>
-        </w:rPr>
-        <w:t xml:space="preserve">月9.0百万円を安定的に超えれば、借入を約定どおり返済しながら自力で事業を回し続けることができます。月5.0百万円まで回復した現在、残る約4.0百万円の解消が当面の最重要課題であり、次章の計画はこの解消を目的としています。</w:t>
-      </w:r>
-    </w:p>
-    <w:p>
-      <w:pPr>
         <w:pStyle w:val="Heading1"/>
         <w:pBdr>
           <w:bottom w:val="single" w:color="000000" w:sz="8" w:space="2"/>
@@ -16064,7 +14430,7 @@
           <w:sz w:val="21"/>
           <w:szCs w:val="21"/>
         </w:rPr>
-        <w:t xml:space="preserve"> ことをKPIとして設定しています。これは前記3-4の不足額（約4.0百万円）を上回る水準であり、達成により月次の調整後営業利益は必要ライン（9.0百万円）を超える見込みです。</w:t>
+        <w:t xml:space="preserve"> ことをKPIとして設定しています。達成により、月次の調整後営業利益は現状の約5.0百万円から9.5百万円程度（年換算約110百万円）へ引き上がる見込みです。</w:t>
       </w:r>
     </w:p>
     <w:p>
@@ -17983,102 +16349,6 @@
           </w:p>
         </w:tc>
       </w:tr>
-      <w:tr>
-        <w:tc>
-          <w:tcPr>
-            <w:tcW w:type="dxa" w:w="4400"/>
-            <w:tcBorders>
-              <w:top w:val="single" w:color="000000" w:sz="4"/>
-              <w:left w:val="single" w:color="000000" w:sz="4"/>
-              <w:bottom w:val="single" w:color="000000" w:sz="4"/>
-              <w:right w:val="single" w:color="000000" w:sz="4"/>
-            </w:tcBorders>
-            <w:tcMar>
-              <w:top w:type="dxa" w:w="40"/>
-              <w:left w:type="dxa" w:w="70"/>
-              <w:bottom w:type="dxa" w:w="40"/>
-              <w:right w:type="dxa" w:w="70"/>
-            </w:tcMar>
-            <w:vAlign w:val="center"/>
-          </w:tcPr>
-          <w:p>
-            <w:pPr>
-              <w:spacing w:after="0" w:line="240"/>
-              <w:jc w:val="left"/>
-            </w:pPr>
-            <w:r>
-              <w:rPr>
-                <w:rFonts w:ascii="游明朝" w:eastAsia="游明朝" w:hAnsi="游明朝"/>
-                <w:b w:val="false"/>
-                <w:bCs w:val="false"/>
-                <w:color w:val="000000"/>
-                <w:sz w:val="18"/>
-                <w:szCs w:val="18"/>
-              </w:rPr>
-              <w:t xml:space="preserve">（参考）必要ライン</w:t>
-            </w:r>
-          </w:p>
-        </w:tc>
-        <w:tc>
-          <w:tcPr>
-            <w:tcW w:type="dxa" w:w="2600"/>
-            <w:tcBorders>
-              <w:top w:val="single" w:color="000000" w:sz="4"/>
-              <w:left w:val="single" w:color="000000" w:sz="4"/>
-              <w:bottom w:val="single" w:color="000000" w:sz="4"/>
-              <w:right w:val="single" w:color="000000" w:sz="4"/>
-            </w:tcBorders>
-            <w:tcMar>
-              <w:top w:type="dxa" w:w="40"/>
-              <w:left w:type="dxa" w:w="70"/>
-              <w:bottom w:type="dxa" w:w="40"/>
-              <w:right w:type="dxa" w:w="70"/>
-            </w:tcMar>
-            <w:vAlign w:val="center"/>
-          </w:tcPr>
-          <w:p>
-            <w:pPr>
-              <w:spacing w:after="0" w:line="240"/>
-              <w:jc w:val="right"/>
-            </w:pPr>
-          </w:p>
-        </w:tc>
-        <w:tc>
-          <w:tcPr>
-            <w:tcW w:type="dxa" w:w="2638"/>
-            <w:tcBorders>
-              <w:top w:val="single" w:color="000000" w:sz="4"/>
-              <w:left w:val="single" w:color="000000" w:sz="4"/>
-              <w:bottom w:val="single" w:color="000000" w:sz="4"/>
-              <w:right w:val="single" w:color="000000" w:sz="4"/>
-            </w:tcBorders>
-            <w:tcMar>
-              <w:top w:type="dxa" w:w="40"/>
-              <w:left w:type="dxa" w:w="70"/>
-              <w:bottom w:type="dxa" w:w="40"/>
-              <w:right w:type="dxa" w:w="70"/>
-            </w:tcMar>
-            <w:vAlign w:val="center"/>
-          </w:tcPr>
-          <w:p>
-            <w:pPr>
-              <w:spacing w:after="0" w:line="240"/>
-              <w:jc w:val="right"/>
-            </w:pPr>
-            <w:r>
-              <w:rPr>
-                <w:rFonts w:ascii="游明朝" w:eastAsia="游明朝" w:hAnsi="游明朝"/>
-                <w:b w:val="false"/>
-                <w:bCs w:val="false"/>
-                <w:color w:val="000000"/>
-                <w:sz w:val="18"/>
-                <w:szCs w:val="18"/>
-              </w:rPr>
-              <w:t xml:space="preserve">9.0</w:t>
-            </w:r>
-          </w:p>
-        </w:tc>
-      </w:tr>
     </w:tbl>
     <w:p>
       <w:pPr>
@@ -18130,11 +16400,10 @@
         </w:tblBorders>
       </w:tblPr>
       <w:tblGrid>
-        <w:gridCol w:w="1900"/>
-        <w:gridCol w:w="3300"/>
-        <w:gridCol w:w="1500"/>
-        <w:gridCol w:w="1500"/>
-        <w:gridCol w:w="1438"/>
+        <w:gridCol w:w="2300"/>
+        <w:gridCol w:w="4300"/>
+        <w:gridCol w:w="1400"/>
+        <w:gridCol w:w="1638"/>
       </w:tblGrid>
       <w:tr>
         <w:trPr>
@@ -18142,7 +16411,7 @@
         </w:trPr>
         <w:tc>
           <w:tcPr>
-            <w:tcW w:type="dxa" w:w="1900"/>
+            <w:tcW w:type="dxa" w:w="2300"/>
             <w:tcBorders>
               <w:top w:val="single" w:color="000000" w:sz="4"/>
               <w:left w:val="single" w:color="000000" w:sz="4"/>
@@ -18178,7 +16447,7 @@
         </w:tc>
         <w:tc>
           <w:tcPr>
-            <w:tcW w:type="dxa" w:w="3300"/>
+            <w:tcW w:type="dxa" w:w="4300"/>
             <w:tcBorders>
               <w:top w:val="single" w:color="000000" w:sz="4"/>
               <w:left w:val="single" w:color="000000" w:sz="4"/>
@@ -18214,7 +16483,7 @@
         </w:tc>
         <w:tc>
           <w:tcPr>
-            <w:tcW w:type="dxa" w:w="1500"/>
+            <w:tcW w:type="dxa" w:w="1400"/>
             <w:tcBorders>
               <w:top w:val="single" w:color="000000" w:sz="4"/>
               <w:left w:val="single" w:color="000000" w:sz="4"/>
@@ -18250,7 +16519,7 @@
         </w:tc>
         <w:tc>
           <w:tcPr>
-            <w:tcW w:type="dxa" w:w="1500"/>
+            <w:tcW w:type="dxa" w:w="1638"/>
             <w:tcBorders>
               <w:top w:val="single" w:color="000000" w:sz="4"/>
               <w:left w:val="single" w:color="000000" w:sz="4"/>
@@ -18284,39 +16553,145 @@
             </w:r>
           </w:p>
         </w:tc>
-        <w:tc>
-          <w:tcPr>
-            <w:tcW w:type="dxa" w:w="1438"/>
-            <w:tcBorders>
-              <w:top w:val="single" w:color="000000" w:sz="4"/>
-              <w:left w:val="single" w:color="000000" w:sz="4"/>
-              <w:bottom w:val="single" w:color="000000" w:sz="4"/>
-              <w:right w:val="single" w:color="000000" w:sz="4"/>
-            </w:tcBorders>
-            <w:shd w:fill="E6E6E6" w:color="E6E6E6" w:val="clear"/>
-            <w:tcMar>
-              <w:top w:type="dxa" w:w="40"/>
-              <w:left w:type="dxa" w:w="70"/>
-              <w:bottom w:type="dxa" w:w="40"/>
-              <w:right w:type="dxa" w:w="70"/>
-            </w:tcMar>
-            <w:vAlign w:val="center"/>
-          </w:tcPr>
-          <w:p>
-            <w:pPr>
-              <w:spacing w:after="0" w:line="240"/>
-              <w:jc w:val="center"/>
-            </w:pPr>
-            <w:r>
-              <w:rPr>
-                <w:rFonts w:ascii="游ゴシック" w:eastAsia="游ゴシック" w:hAnsi="游ゴシック"/>
-                <w:b/>
-                <w:bCs/>
+      </w:tr>
+      <w:tr>
+        <w:tc>
+          <w:tcPr>
+            <w:tcW w:type="dxa" w:w="2300"/>
+            <w:tcBorders>
+              <w:top w:val="single" w:color="000000" w:sz="4"/>
+              <w:left w:val="single" w:color="000000" w:sz="4"/>
+              <w:bottom w:val="single" w:color="000000" w:sz="4"/>
+              <w:right w:val="single" w:color="000000" w:sz="4"/>
+            </w:tcBorders>
+            <w:tcMar>
+              <w:top w:type="dxa" w:w="40"/>
+              <w:left w:type="dxa" w:w="70"/>
+              <w:bottom w:type="dxa" w:w="40"/>
+              <w:right w:type="dxa" w:w="70"/>
+            </w:tcMar>
+            <w:vAlign w:val="center"/>
+          </w:tcPr>
+          <w:p>
+            <w:pPr>
+              <w:spacing w:after="0" w:line="240"/>
+              <w:jc w:val="left"/>
+            </w:pPr>
+            <w:r>
+              <w:rPr>
+                <w:rFonts w:ascii="游明朝" w:eastAsia="游明朝" w:hAnsi="游明朝"/>
+                <w:b w:val="false"/>
+                <w:bCs w:val="false"/>
                 <w:color w:val="000000"/>
                 <w:sz w:val="18"/>
                 <w:szCs w:val="18"/>
               </w:rPr>
-              <w:t xml:space="preserve">必要ライン比</w:t>
+              <w:t xml:space="preserve">保守的</w:t>
+            </w:r>
+          </w:p>
+        </w:tc>
+        <w:tc>
+          <w:tcPr>
+            <w:tcW w:type="dxa" w:w="4300"/>
+            <w:tcBorders>
+              <w:top w:val="single" w:color="000000" w:sz="4"/>
+              <w:left w:val="single" w:color="000000" w:sz="4"/>
+              <w:bottom w:val="single" w:color="000000" w:sz="4"/>
+              <w:right w:val="single" w:color="000000" w:sz="4"/>
+            </w:tcBorders>
+            <w:tcMar>
+              <w:top w:type="dxa" w:w="40"/>
+              <w:left w:type="dxa" w:w="70"/>
+              <w:bottom w:type="dxa" w:w="40"/>
+              <w:right w:type="dxa" w:w="70"/>
+            </w:tcMar>
+            <w:vAlign w:val="center"/>
+          </w:tcPr>
+          <w:p>
+            <w:pPr>
+              <w:spacing w:after="0" w:line="240"/>
+              <w:jc w:val="left"/>
+            </w:pPr>
+            <w:r>
+              <w:rPr>
+                <w:rFonts w:ascii="游明朝" w:eastAsia="游明朝" w:hAnsi="游明朝"/>
+                <w:b w:val="false"/>
+                <w:bCs w:val="false"/>
+                <w:color w:val="000000"/>
+                <w:sz w:val="18"/>
+                <w:szCs w:val="18"/>
+              </w:rPr>
+              <w:t xml:space="preserve">施策の実現率7割（月＋3.2）。売上は横ばい。</w:t>
+            </w:r>
+          </w:p>
+        </w:tc>
+        <w:tc>
+          <w:tcPr>
+            <w:tcW w:type="dxa" w:w="1400"/>
+            <w:tcBorders>
+              <w:top w:val="single" w:color="000000" w:sz="4"/>
+              <w:left w:val="single" w:color="000000" w:sz="4"/>
+              <w:bottom w:val="single" w:color="000000" w:sz="4"/>
+              <w:right w:val="single" w:color="000000" w:sz="4"/>
+            </w:tcBorders>
+            <w:tcMar>
+              <w:top w:type="dxa" w:w="40"/>
+              <w:left w:type="dxa" w:w="70"/>
+              <w:bottom w:type="dxa" w:w="40"/>
+              <w:right w:type="dxa" w:w="70"/>
+            </w:tcMar>
+            <w:vAlign w:val="center"/>
+          </w:tcPr>
+          <w:p>
+            <w:pPr>
+              <w:spacing w:after="0" w:line="240"/>
+              <w:jc w:val="right"/>
+            </w:pPr>
+            <w:r>
+              <w:rPr>
+                <w:rFonts w:ascii="游明朝" w:eastAsia="游明朝" w:hAnsi="游明朝"/>
+                <w:b w:val="false"/>
+                <w:bCs w:val="false"/>
+                <w:color w:val="000000"/>
+                <w:sz w:val="18"/>
+                <w:szCs w:val="18"/>
+              </w:rPr>
+              <w:t xml:space="preserve">約8.2</w:t>
+            </w:r>
+          </w:p>
+        </w:tc>
+        <w:tc>
+          <w:tcPr>
+            <w:tcW w:type="dxa" w:w="1638"/>
+            <w:tcBorders>
+              <w:top w:val="single" w:color="000000" w:sz="4"/>
+              <w:left w:val="single" w:color="000000" w:sz="4"/>
+              <w:bottom w:val="single" w:color="000000" w:sz="4"/>
+              <w:right w:val="single" w:color="000000" w:sz="4"/>
+            </w:tcBorders>
+            <w:tcMar>
+              <w:top w:type="dxa" w:w="40"/>
+              <w:left w:type="dxa" w:w="70"/>
+              <w:bottom w:type="dxa" w:w="40"/>
+              <w:right w:type="dxa" w:w="70"/>
+            </w:tcMar>
+            <w:vAlign w:val="center"/>
+          </w:tcPr>
+          <w:p>
+            <w:pPr>
+              <w:spacing w:after="0" w:line="240"/>
+              <w:jc w:val="right"/>
+            </w:pPr>
+            <w:r>
+              <w:rPr>
+                <w:rFonts w:ascii="游明朝" w:eastAsia="游明朝" w:hAnsi="游明朝"/>
+                <w:b w:val="false"/>
+                <w:bCs w:val="false"/>
+                <w:color w:val="000000"/>
+                <w:sz w:val="18"/>
+                <w:szCs w:val="18"/>
+              </w:rPr>
+              <w:t xml:space="preserve">約98</w:t>
             </w:r>
           </w:p>
         </w:tc>
@@ -18324,7 +16699,7 @@
       <w:tr>
         <w:tc>
           <w:tcPr>
-            <w:tcW w:type="dxa" w:w="1900"/>
+            <w:tcW w:type="dxa" w:w="2300"/>
             <w:tcBorders>
               <w:top w:val="single" w:color="000000" w:sz="4"/>
               <w:left w:val="single" w:color="000000" w:sz="4"/>
@@ -18353,13 +16728,13 @@
                 <w:sz w:val="18"/>
                 <w:szCs w:val="18"/>
               </w:rPr>
-              <w:t xml:space="preserve">保守的</w:t>
-            </w:r>
-          </w:p>
-        </w:tc>
-        <w:tc>
-          <w:tcPr>
-            <w:tcW w:type="dxa" w:w="3300"/>
+              <w:t xml:space="preserve">基本</w:t>
+            </w:r>
+          </w:p>
+        </w:tc>
+        <w:tc>
+          <w:tcPr>
+            <w:tcW w:type="dxa" w:w="4300"/>
             <w:tcBorders>
               <w:top w:val="single" w:color="000000" w:sz="4"/>
               <w:left w:val="single" w:color="000000" w:sz="4"/>
@@ -18388,13 +16763,13 @@
                 <w:sz w:val="18"/>
                 <w:szCs w:val="18"/>
               </w:rPr>
-              <w:t xml:space="preserve">施策の実現率7割（月＋3.2）。売上は横ばい。</w:t>
-            </w:r>
-          </w:p>
-        </w:tc>
-        <w:tc>
-          <w:tcPr>
-            <w:tcW w:type="dxa" w:w="1500"/>
+              <w:t xml:space="preserve">KPI（月＋4.5）を年内に達成。売上は横ばい。</w:t>
+            </w:r>
+          </w:p>
+        </w:tc>
+        <w:tc>
+          <w:tcPr>
+            <w:tcW w:type="dxa" w:w="1400"/>
             <w:tcBorders>
               <w:top w:val="single" w:color="000000" w:sz="4"/>
               <w:left w:val="single" w:color="000000" w:sz="4"/>
@@ -18423,13 +16798,13 @@
                 <w:sz w:val="18"/>
                 <w:szCs w:val="18"/>
               </w:rPr>
-              <w:t xml:space="preserve">約8.2</w:t>
-            </w:r>
-          </w:p>
-        </w:tc>
-        <w:tc>
-          <w:tcPr>
-            <w:tcW w:type="dxa" w:w="1500"/>
+              <w:t xml:space="preserve">約9.5</w:t>
+            </w:r>
+          </w:p>
+        </w:tc>
+        <w:tc>
+          <w:tcPr>
+            <w:tcW w:type="dxa" w:w="1638"/>
             <w:tcBorders>
               <w:top w:val="single" w:color="000000" w:sz="4"/>
               <w:left w:val="single" w:color="000000" w:sz="4"/>
@@ -18458,31 +16833,33 @@
                 <w:sz w:val="18"/>
                 <w:szCs w:val="18"/>
               </w:rPr>
-              <w:t xml:space="preserve">約98</w:t>
-            </w:r>
-          </w:p>
-        </w:tc>
-        <w:tc>
-          <w:tcPr>
-            <w:tcW w:type="dxa" w:w="1438"/>
-            <w:tcBorders>
-              <w:top w:val="single" w:color="000000" w:sz="4"/>
-              <w:left w:val="single" w:color="000000" w:sz="4"/>
-              <w:bottom w:val="single" w:color="000000" w:sz="4"/>
-              <w:right w:val="single" w:color="000000" w:sz="4"/>
-            </w:tcBorders>
-            <w:tcMar>
-              <w:top w:type="dxa" w:w="40"/>
-              <w:left w:type="dxa" w:w="70"/>
-              <w:bottom w:type="dxa" w:w="40"/>
-              <w:right w:type="dxa" w:w="70"/>
-            </w:tcMar>
-            <w:vAlign w:val="center"/>
-          </w:tcPr>
-          <w:p>
-            <w:pPr>
-              <w:spacing w:after="0" w:line="240"/>
-              <w:jc w:val="right"/>
+              <w:t xml:space="preserve">約114</w:t>
+            </w:r>
+          </w:p>
+        </w:tc>
+      </w:tr>
+      <w:tr>
+        <w:tc>
+          <w:tcPr>
+            <w:tcW w:type="dxa" w:w="2300"/>
+            <w:tcBorders>
+              <w:top w:val="single" w:color="000000" w:sz="4"/>
+              <w:left w:val="single" w:color="000000" w:sz="4"/>
+              <w:bottom w:val="single" w:color="000000" w:sz="4"/>
+              <w:right w:val="single" w:color="000000" w:sz="4"/>
+            </w:tcBorders>
+            <w:tcMar>
+              <w:top w:type="dxa" w:w="40"/>
+              <w:left w:type="dxa" w:w="70"/>
+              <w:bottom w:type="dxa" w:w="40"/>
+              <w:right w:type="dxa" w:w="70"/>
+            </w:tcMar>
+            <w:vAlign w:val="center"/>
+          </w:tcPr>
+          <w:p>
+            <w:pPr>
+              <w:spacing w:after="0" w:line="240"/>
+              <w:jc w:val="left"/>
             </w:pPr>
             <w:r>
               <w:rPr>
@@ -18493,15 +16870,13 @@
                 <w:sz w:val="18"/>
                 <w:szCs w:val="18"/>
               </w:rPr>
-              <w:t xml:space="preserve">▲10</w:t>
-            </w:r>
-          </w:p>
-        </w:tc>
-      </w:tr>
-      <w:tr>
-        <w:tc>
-          <w:tcPr>
-            <w:tcW w:type="dxa" w:w="1900"/>
+              <w:t xml:space="preserve">上振れ</w:t>
+            </w:r>
+          </w:p>
+        </w:tc>
+        <w:tc>
+          <w:tcPr>
+            <w:tcW w:type="dxa" w:w="4300"/>
             <w:tcBorders>
               <w:top w:val="single" w:color="000000" w:sz="4"/>
               <w:left w:val="single" w:color="000000" w:sz="4"/>
@@ -18530,31 +16905,31 @@
                 <w:sz w:val="18"/>
                 <w:szCs w:val="18"/>
               </w:rPr>
-              <w:t xml:space="preserve">基本</w:t>
-            </w:r>
-          </w:p>
-        </w:tc>
-        <w:tc>
-          <w:tcPr>
-            <w:tcW w:type="dxa" w:w="3300"/>
-            <w:tcBorders>
-              <w:top w:val="single" w:color="000000" w:sz="4"/>
-              <w:left w:val="single" w:color="000000" w:sz="4"/>
-              <w:bottom w:val="single" w:color="000000" w:sz="4"/>
-              <w:right w:val="single" w:color="000000" w:sz="4"/>
-            </w:tcBorders>
-            <w:tcMar>
-              <w:top w:type="dxa" w:w="40"/>
-              <w:left w:type="dxa" w:w="70"/>
-              <w:bottom w:type="dxa" w:w="40"/>
-              <w:right w:type="dxa" w:w="70"/>
-            </w:tcMar>
-            <w:vAlign w:val="center"/>
-          </w:tcPr>
-          <w:p>
-            <w:pPr>
-              <w:spacing w:after="0" w:line="240"/>
-              <w:jc w:val="left"/>
+              <w:t xml:space="preserve">施策全体（月＋4.9）を達成し、新設事業所の寄与と稼働率改善が加わる。</w:t>
+            </w:r>
+          </w:p>
+        </w:tc>
+        <w:tc>
+          <w:tcPr>
+            <w:tcW w:type="dxa" w:w="1400"/>
+            <w:tcBorders>
+              <w:top w:val="single" w:color="000000" w:sz="4"/>
+              <w:left w:val="single" w:color="000000" w:sz="4"/>
+              <w:bottom w:val="single" w:color="000000" w:sz="4"/>
+              <w:right w:val="single" w:color="000000" w:sz="4"/>
+            </w:tcBorders>
+            <w:tcMar>
+              <w:top w:type="dxa" w:w="40"/>
+              <w:left w:type="dxa" w:w="70"/>
+              <w:bottom w:type="dxa" w:w="40"/>
+              <w:right w:type="dxa" w:w="70"/>
+            </w:tcMar>
+            <w:vAlign w:val="center"/>
+          </w:tcPr>
+          <w:p>
+            <w:pPr>
+              <w:spacing w:after="0" w:line="240"/>
+              <w:jc w:val="right"/>
             </w:pPr>
             <w:r>
               <w:rPr>
@@ -18565,13 +16940,13 @@
                 <w:sz w:val="18"/>
                 <w:szCs w:val="18"/>
               </w:rPr>
-              <w:t xml:space="preserve">KPI（月＋4.5）を年内に達成。売上は横ばい。</w:t>
-            </w:r>
-          </w:p>
-        </w:tc>
-        <w:tc>
-          <w:tcPr>
-            <w:tcW w:type="dxa" w:w="1500"/>
+              <w:t xml:space="preserve">10以上</w:t>
+            </w:r>
+          </w:p>
+        </w:tc>
+        <w:tc>
+          <w:tcPr>
+            <w:tcW w:type="dxa" w:w="1638"/>
             <w:tcBorders>
               <w:top w:val="single" w:color="000000" w:sz="4"/>
               <w:left w:val="single" w:color="000000" w:sz="4"/>
@@ -18600,254 +16975,7 @@
                 <w:sz w:val="18"/>
                 <w:szCs w:val="18"/>
               </w:rPr>
-              <w:t xml:space="preserve">約9.5</w:t>
-            </w:r>
-          </w:p>
-        </w:tc>
-        <w:tc>
-          <w:tcPr>
-            <w:tcW w:type="dxa" w:w="1500"/>
-            <w:tcBorders>
-              <w:top w:val="single" w:color="000000" w:sz="4"/>
-              <w:left w:val="single" w:color="000000" w:sz="4"/>
-              <w:bottom w:val="single" w:color="000000" w:sz="4"/>
-              <w:right w:val="single" w:color="000000" w:sz="4"/>
-            </w:tcBorders>
-            <w:tcMar>
-              <w:top w:type="dxa" w:w="40"/>
-              <w:left w:type="dxa" w:w="70"/>
-              <w:bottom w:type="dxa" w:w="40"/>
-              <w:right w:type="dxa" w:w="70"/>
-            </w:tcMar>
-            <w:vAlign w:val="center"/>
-          </w:tcPr>
-          <w:p>
-            <w:pPr>
-              <w:spacing w:after="0" w:line="240"/>
-              <w:jc w:val="right"/>
-            </w:pPr>
-            <w:r>
-              <w:rPr>
-                <w:rFonts w:ascii="游明朝" w:eastAsia="游明朝" w:hAnsi="游明朝"/>
-                <w:b w:val="false"/>
-                <w:bCs w:val="false"/>
-                <w:color w:val="000000"/>
-                <w:sz w:val="18"/>
-                <w:szCs w:val="18"/>
-              </w:rPr>
-              <w:t xml:space="preserve">約114</w:t>
-            </w:r>
-          </w:p>
-        </w:tc>
-        <w:tc>
-          <w:tcPr>
-            <w:tcW w:type="dxa" w:w="1438"/>
-            <w:tcBorders>
-              <w:top w:val="single" w:color="000000" w:sz="4"/>
-              <w:left w:val="single" w:color="000000" w:sz="4"/>
-              <w:bottom w:val="single" w:color="000000" w:sz="4"/>
-              <w:right w:val="single" w:color="000000" w:sz="4"/>
-            </w:tcBorders>
-            <w:tcMar>
-              <w:top w:type="dxa" w:w="40"/>
-              <w:left w:type="dxa" w:w="70"/>
-              <w:bottom w:type="dxa" w:w="40"/>
-              <w:right w:type="dxa" w:w="70"/>
-            </w:tcMar>
-            <w:vAlign w:val="center"/>
-          </w:tcPr>
-          <w:p>
-            <w:pPr>
-              <w:spacing w:after="0" w:line="240"/>
-              <w:jc w:val="right"/>
-            </w:pPr>
-            <w:r>
-              <w:rPr>
-                <w:rFonts w:ascii="游明朝" w:eastAsia="游明朝" w:hAnsi="游明朝"/>
-                <w:b w:val="false"/>
-                <w:bCs w:val="false"/>
-                <w:color w:val="000000"/>
-                <w:sz w:val="18"/>
-                <w:szCs w:val="18"/>
-              </w:rPr>
-              <w:t xml:space="preserve">＋6</w:t>
-            </w:r>
-          </w:p>
-        </w:tc>
-      </w:tr>
-      <w:tr>
-        <w:tc>
-          <w:tcPr>
-            <w:tcW w:type="dxa" w:w="1900"/>
-            <w:tcBorders>
-              <w:top w:val="single" w:color="000000" w:sz="4"/>
-              <w:left w:val="single" w:color="000000" w:sz="4"/>
-              <w:bottom w:val="single" w:color="000000" w:sz="4"/>
-              <w:right w:val="single" w:color="000000" w:sz="4"/>
-            </w:tcBorders>
-            <w:tcMar>
-              <w:top w:type="dxa" w:w="40"/>
-              <w:left w:type="dxa" w:w="70"/>
-              <w:bottom w:type="dxa" w:w="40"/>
-              <w:right w:type="dxa" w:w="70"/>
-            </w:tcMar>
-            <w:vAlign w:val="center"/>
-          </w:tcPr>
-          <w:p>
-            <w:pPr>
-              <w:spacing w:after="0" w:line="240"/>
-              <w:jc w:val="left"/>
-            </w:pPr>
-            <w:r>
-              <w:rPr>
-                <w:rFonts w:ascii="游明朝" w:eastAsia="游明朝" w:hAnsi="游明朝"/>
-                <w:b w:val="false"/>
-                <w:bCs w:val="false"/>
-                <w:color w:val="000000"/>
-                <w:sz w:val="18"/>
-                <w:szCs w:val="18"/>
-              </w:rPr>
-              <w:t xml:space="preserve">上振れ</w:t>
-            </w:r>
-          </w:p>
-        </w:tc>
-        <w:tc>
-          <w:tcPr>
-            <w:tcW w:type="dxa" w:w="3300"/>
-            <w:tcBorders>
-              <w:top w:val="single" w:color="000000" w:sz="4"/>
-              <w:left w:val="single" w:color="000000" w:sz="4"/>
-              <w:bottom w:val="single" w:color="000000" w:sz="4"/>
-              <w:right w:val="single" w:color="000000" w:sz="4"/>
-            </w:tcBorders>
-            <w:tcMar>
-              <w:top w:type="dxa" w:w="40"/>
-              <w:left w:type="dxa" w:w="70"/>
-              <w:bottom w:type="dxa" w:w="40"/>
-              <w:right w:type="dxa" w:w="70"/>
-            </w:tcMar>
-            <w:vAlign w:val="center"/>
-          </w:tcPr>
-          <w:p>
-            <w:pPr>
-              <w:spacing w:after="0" w:line="240"/>
-              <w:jc w:val="left"/>
-            </w:pPr>
-            <w:r>
-              <w:rPr>
-                <w:rFonts w:ascii="游明朝" w:eastAsia="游明朝" w:hAnsi="游明朝"/>
-                <w:b w:val="false"/>
-                <w:bCs w:val="false"/>
-                <w:color w:val="000000"/>
-                <w:sz w:val="18"/>
-                <w:szCs w:val="18"/>
-              </w:rPr>
-              <w:t xml:space="preserve">施策全体（月＋4.9）を達成し、新設事業所の寄与と稼働率改善が加わる。</w:t>
-            </w:r>
-          </w:p>
-        </w:tc>
-        <w:tc>
-          <w:tcPr>
-            <w:tcW w:type="dxa" w:w="1500"/>
-            <w:tcBorders>
-              <w:top w:val="single" w:color="000000" w:sz="4"/>
-              <w:left w:val="single" w:color="000000" w:sz="4"/>
-              <w:bottom w:val="single" w:color="000000" w:sz="4"/>
-              <w:right w:val="single" w:color="000000" w:sz="4"/>
-            </w:tcBorders>
-            <w:tcMar>
-              <w:top w:type="dxa" w:w="40"/>
-              <w:left w:type="dxa" w:w="70"/>
-              <w:bottom w:type="dxa" w:w="40"/>
-              <w:right w:type="dxa" w:w="70"/>
-            </w:tcMar>
-            <w:vAlign w:val="center"/>
-          </w:tcPr>
-          <w:p>
-            <w:pPr>
-              <w:spacing w:after="0" w:line="240"/>
-              <w:jc w:val="right"/>
-            </w:pPr>
-            <w:r>
-              <w:rPr>
-                <w:rFonts w:ascii="游明朝" w:eastAsia="游明朝" w:hAnsi="游明朝"/>
-                <w:b w:val="false"/>
-                <w:bCs w:val="false"/>
-                <w:color w:val="000000"/>
-                <w:sz w:val="18"/>
-                <w:szCs w:val="18"/>
-              </w:rPr>
-              <w:t xml:space="preserve">10以上</w:t>
-            </w:r>
-          </w:p>
-        </w:tc>
-        <w:tc>
-          <w:tcPr>
-            <w:tcW w:type="dxa" w:w="1500"/>
-            <w:tcBorders>
-              <w:top w:val="single" w:color="000000" w:sz="4"/>
-              <w:left w:val="single" w:color="000000" w:sz="4"/>
-              <w:bottom w:val="single" w:color="000000" w:sz="4"/>
-              <w:right w:val="single" w:color="000000" w:sz="4"/>
-            </w:tcBorders>
-            <w:tcMar>
-              <w:top w:type="dxa" w:w="40"/>
-              <w:left w:type="dxa" w:w="70"/>
-              <w:bottom w:type="dxa" w:w="40"/>
-              <w:right w:type="dxa" w:w="70"/>
-            </w:tcMar>
-            <w:vAlign w:val="center"/>
-          </w:tcPr>
-          <w:p>
-            <w:pPr>
-              <w:spacing w:after="0" w:line="240"/>
-              <w:jc w:val="right"/>
-            </w:pPr>
-            <w:r>
-              <w:rPr>
-                <w:rFonts w:ascii="游明朝" w:eastAsia="游明朝" w:hAnsi="游明朝"/>
-                <w:b w:val="false"/>
-                <w:bCs w:val="false"/>
-                <w:color w:val="000000"/>
-                <w:sz w:val="18"/>
-                <w:szCs w:val="18"/>
-              </w:rPr>
               <w:t xml:space="preserve">120以上</w:t>
-            </w:r>
-          </w:p>
-        </w:tc>
-        <w:tc>
-          <w:tcPr>
-            <w:tcW w:type="dxa" w:w="1438"/>
-            <w:tcBorders>
-              <w:top w:val="single" w:color="000000" w:sz="4"/>
-              <w:left w:val="single" w:color="000000" w:sz="4"/>
-              <w:bottom w:val="single" w:color="000000" w:sz="4"/>
-              <w:right w:val="single" w:color="000000" w:sz="4"/>
-            </w:tcBorders>
-            <w:tcMar>
-              <w:top w:type="dxa" w:w="40"/>
-              <w:left w:type="dxa" w:w="70"/>
-              <w:bottom w:type="dxa" w:w="40"/>
-              <w:right w:type="dxa" w:w="70"/>
-            </w:tcMar>
-            <w:vAlign w:val="center"/>
-          </w:tcPr>
-          <w:p>
-            <w:pPr>
-              <w:spacing w:after="0" w:line="240"/>
-              <w:jc w:val="right"/>
-            </w:pPr>
-            <w:r>
-              <w:rPr>
-                <w:rFonts w:ascii="游明朝" w:eastAsia="游明朝" w:hAnsi="游明朝"/>
-                <w:b w:val="false"/>
-                <w:bCs w:val="false"/>
-                <w:color w:val="000000"/>
-                <w:sz w:val="18"/>
-                <w:szCs w:val="18"/>
-              </w:rPr>
-              <w:t xml:space="preserve">＋12以上</w:t>
             </w:r>
           </w:p>
         </w:tc>
@@ -18870,7 +16998,7 @@
           <w:sz w:val="21"/>
           <w:szCs w:val="21"/>
         </w:rPr>
-        <w:t xml:space="preserve">基本シナリオでは、2027年11月期の調整後営業利益は年間約110百万円と、元金返済（年約72百万円）と利息を税引後利益で賄える水準に達する見込みです。保守的シナリオでも、減価償却費を足し戻したキャッシュベースの必要ライン（月約8.0百万円）はおおむね確保できる見通しです。</w:t>
+        <w:t xml:space="preserve">基本シナリオでは、2027年11月期の調整後営業利益は年間約110百万円と、統合前の当社単体の実績（2024年6月〜2025年5月：年約24百万円）を大きく上回る水準となる見込みです。保守的シナリオでも年間約98百万円と、統合後の直近水準（年換算約60百万円）からさらに改善する見通しです。</w:t>
       </w:r>
     </w:p>
     <w:p>
@@ -18922,147 +17050,7 @@
           <w:sz w:val="25"/>
           <w:szCs w:val="25"/>
         </w:rPr>
-        <w:t xml:space="preserve">6．資金繰りの見通しと貴行へのお願い</w:t>
-      </w:r>
-    </w:p>
-    <w:p>
-      <w:pPr>
-        <w:spacing w:after="120" w:before="0" w:line="320"/>
-        <w:jc w:val="both"/>
-      </w:pPr>
-      <w:r>
-        <w:rPr>
-          <w:rFonts w:ascii="游明朝" w:eastAsia="游明朝" w:hAnsi="游明朝"/>
-          <w:color w:val="000000"/>
-          <w:sz w:val="21"/>
-          <w:szCs w:val="21"/>
-        </w:rPr>
-        <w:t xml:space="preserve">資金繰りは、月内に社会保険料・家賃（月初）、給与（16日・26日）の支出が先行し、22〜24日頃に介護報酬が入金され、月末に約定返済を行うリズムで推移しています。介護報酬は公的保険制度に基づく確度の高い入金であり、売上の回復に伴い月次の入金額も増加しています。現状では月内の資金の谷が最大で約13百万円生じており、短期借入（当座貸越等63.2百万円）の継続が資金繰りの前提となっています。</w:t>
-      </w:r>
-    </w:p>
-    <w:p>
-      <w:pPr>
-        <w:spacing w:after="120" w:before="0" w:line="320"/>
-        <w:jc w:val="both"/>
-      </w:pPr>
-      <w:r>
-        <w:rPr>
-          <w:rFonts w:ascii="游明朝" w:eastAsia="游明朝" w:hAnsi="游明朝"/>
-          <w:color w:val="000000"/>
-          <w:sz w:val="21"/>
-          <w:szCs w:val="21"/>
-        </w:rPr>
-        <w:t xml:space="preserve">本計画の実行により2027年初以降は月次の営業キャッシュ・フローが返済額を上回る見通しですが、施策の効果が本格的に発現するまでの期間（2026年12月〜2027年3月頃）は、冬季賞与の支給とも重なり、手元流動性が最も薄くなる局面と認識しています。つきましては、以下の点につきましてご理解とご支援を賜りたくお願い申し上げます。</w:t>
-      </w:r>
-    </w:p>
-    <w:p>
-      <w:pPr>
-        <w:pStyle w:val="ListParagraph"/>
-        <w:numPr>
-          <w:ilvl w:val="0"/>
-          <w:numId w:val="4"/>
-        </w:numPr>
-        <w:spacing w:after="100" w:line="300"/>
-      </w:pPr>
-      <w:r>
-        <w:rPr>
-          <w:rFonts w:ascii="游明朝" w:eastAsia="游明朝" w:hAnsi="游明朝"/>
-          <w:b/>
-          <w:bCs/>
-          <w:color w:val="000000"/>
-          <w:sz w:val="21"/>
-          <w:szCs w:val="21"/>
-        </w:rPr>
-        <w:t xml:space="preserve">短期借入（当座貸越等）の期日更新の継続</w:t>
-      </w:r>
-      <w:r>
-        <w:rPr>
-          <w:rFonts w:ascii="游明朝" w:eastAsia="游明朝" w:hAnsi="游明朝"/>
-          <w:color w:val="000000"/>
-          <w:sz w:val="21"/>
-          <w:szCs w:val="21"/>
-        </w:rPr>
-        <w:t xml:space="preserve"> ― 本計画の効果発現までの間、現行の短期借入枠を維持いただきたくお願い申し上げます。</w:t>
-      </w:r>
-    </w:p>
-    <w:p>
-      <w:pPr>
-        <w:pStyle w:val="ListParagraph"/>
-        <w:numPr>
-          <w:ilvl w:val="0"/>
-          <w:numId w:val="4"/>
-        </w:numPr>
-        <w:spacing w:after="100" w:line="300"/>
-      </w:pPr>
-      <w:r>
-        <w:rPr>
-          <w:rFonts w:ascii="游明朝" w:eastAsia="游明朝" w:hAnsi="游明朝"/>
-          <w:b/>
-          <w:bCs/>
-          <w:color w:val="000000"/>
-          <w:sz w:val="21"/>
-          <w:szCs w:val="21"/>
-        </w:rPr>
-        <w:t xml:space="preserve">既存長期借入の約定返済の継続と、据置明け返済開始時期の事前協議</w:t>
-      </w:r>
-      <w:r>
-        <w:rPr>
-          <w:rFonts w:ascii="游明朝" w:eastAsia="游明朝" w:hAnsi="游明朝"/>
-          <w:color w:val="000000"/>
-          <w:sz w:val="21"/>
-          <w:szCs w:val="21"/>
-        </w:rPr>
-        <w:t xml:space="preserve"> ― 当社は約定どおりの返済を継続する方針です。2027年に据置期間が明ける借入については、返済開始時の資金負担を平準化できるよう、事前にご相談させていただきたく存じます。</w:t>
-      </w:r>
-    </w:p>
-    <w:p>
-      <w:pPr>
-        <w:pStyle w:val="ListParagraph"/>
-        <w:numPr>
-          <w:ilvl w:val="0"/>
-          <w:numId w:val="4"/>
-        </w:numPr>
-        <w:spacing w:after="100" w:line="300"/>
-      </w:pPr>
-      <w:r>
-        <w:rPr>
-          <w:rFonts w:ascii="游明朝" w:eastAsia="游明朝" w:hAnsi="游明朝"/>
-          <w:b/>
-          <w:bCs/>
-          <w:color w:val="000000"/>
-          <w:sz w:val="21"/>
-          <w:szCs w:val="21"/>
-        </w:rPr>
-        <w:t xml:space="preserve">月次でのご報告の継続</w:t>
-      </w:r>
-      <w:r>
-        <w:rPr>
-          <w:rFonts w:ascii="游明朝" w:eastAsia="游明朝" w:hAnsi="游明朝"/>
-          <w:color w:val="000000"/>
-          <w:sz w:val="21"/>
-          <w:szCs w:val="21"/>
-        </w:rPr>
-        <w:t xml:space="preserve"> ― 月次試算表、調整後損益、1営業日あたり売上高、KPI管理表の進捗を毎月ご報告し、計画との乖離が生じた場合は速やかに追加施策をご説明いたします。</w:t>
-      </w:r>
-    </w:p>
-    <w:p>
-      <w:pPr>
-        <w:pStyle w:val="Heading1"/>
-        <w:pBdr>
-          <w:bottom w:val="single" w:color="000000" w:sz="8" w:space="2"/>
-        </w:pBdr>
-        <w:spacing w:after="160" w:before="360"/>
-      </w:pPr>
-      <w:r>
-        <w:rPr>
-          <w:rFonts w:ascii="游ゴシック" w:eastAsia="游ゴシック" w:hAnsi="游ゴシック"/>
-          <w:b/>
-          <w:bCs/>
-          <w:color w:val="000000"/>
-          <w:sz w:val="25"/>
-          <w:szCs w:val="25"/>
-        </w:rPr>
-        <w:t xml:space="preserve">7．留意事項</w:t>
+        <w:t xml:space="preserve">6．留意事項</w:t>
       </w:r>
     </w:p>
     <w:p>
@@ -20594,7 +18582,7 @@
                 <w:sz w:val="18"/>
                 <w:szCs w:val="18"/>
               </w:rPr>
-              <w:t xml:space="preserve">株主向け上半期報告</w:t>
+              <w:t xml:space="preserve">連結月次PL/BS（当社単体）</w:t>
             </w:r>
           </w:p>
         </w:tc>
@@ -20808,7 +18796,7 @@
                 <w:sz w:val="18"/>
                 <w:szCs w:val="18"/>
               </w:rPr>
-              <w:t xml:space="preserve">必要ライン9.0を上回る水準</w:t>
+              <w:t xml:space="preserve">本計画による目標水準</w:t>
             </w:r>
           </w:p>
         </w:tc>
@@ -22371,18 +20359,6 @@
       </w:pPr>
     </w:lvl>
   </w:abstractNum>
-  <w:abstractNum w:abstractNumId="4" w15:restartNumberingAfterBreak="0">
-    <w:multiLevelType w:val="hybridMultilevel"/>
-    <w:lvl w:ilvl="0" w15:tentative="1">
-      <w:start w:val="1"/>
-      <w:numFmt w:val="decimal"/>
-      <w:lvlText w:val="%1．"/>
-      <w:lvlJc w:val="left"/>
-      <w:pPr>
-        <w:ind w:left="600" w:hanging="600"/>
-      </w:pPr>
-    </w:lvl>
-  </w:abstractNum>
   <w:num w:numId="1">
     <w:abstractNumId w:val="1"/>
     <w:lvlOverride w:ilvl="0">
@@ -22397,12 +20373,6 @@
   </w:num>
   <w:num w:numId="3">
     <w:abstractNumId w:val="2"/>
-    <w:lvlOverride w:ilvl="0">
-      <w:startOverride w:val="1"/>
-    </w:lvlOverride>
-  </w:num>
-  <w:num w:numId="4">
-    <w:abstractNumId w:val="4"/>
     <w:lvlOverride w:ilvl="0">
       <w:startOverride w:val="1"/>
     </w:lvlOverride>

--- a/docs/heartful-thanks/銀行向け_業績改善見通し_20260904.docx
+++ b/docs/heartful-thanks/銀行向け_業績改善見通し_20260904.docx
@@ -14321,25 +14321,6 @@
     </w:p>
     <w:p>
       <w:pPr>
-        <w:pStyle w:val="ListParagraph"/>
-        <w:numPr>
-          <w:ilvl w:val="0"/>
-          <w:numId w:val="3"/>
-        </w:numPr>
-        <w:spacing w:after="80" w:line="300"/>
-      </w:pPr>
-      <w:r>
-        <w:rPr>
-          <w:rFonts w:ascii="游明朝" w:eastAsia="游明朝" w:hAnsi="游明朝"/>
-          <w:color w:val="000000"/>
-          <w:sz w:val="21"/>
-          <w:szCs w:val="21"/>
-        </w:rPr>
-        <w:t xml:space="preserve">借入余力（調整後の本業利益の4年分に売掛金を加え、借入金を差し引いた社内指標）は、2025年10月の▲204百万円から2026年5月には▲50百万円へと大きく改善しました。</w:t>
-      </w:r>
-    </w:p>
-    <w:p>
-      <w:pPr>
         <w:pStyle w:val="Heading2"/>
         <w:spacing w:after="100" w:before="240"/>
       </w:pPr>
@@ -18821,714 +18802,7 @@
           <w:sz w:val="22"/>
           <w:szCs w:val="22"/>
         </w:rPr>
-        <w:t xml:space="preserve">別紙3．借入余力の推移（社内指標）</w:t>
-      </w:r>
-    </w:p>
-    <w:tbl>
-      <w:tblPr>
-        <w:tblW w:type="dxa" w:w="9638"/>
-        <w:tblBorders>
-          <w:top w:val="single" w:color="auto" w:sz="4"/>
-          <w:left w:val="single" w:color="auto" w:sz="4"/>
-          <w:bottom w:val="single" w:color="auto" w:sz="4"/>
-          <w:right w:val="single" w:color="auto" w:sz="4"/>
-          <w:insideH w:val="single" w:color="auto" w:sz="4"/>
-          <w:insideV w:val="single" w:color="auto" w:sz="4"/>
-        </w:tblBorders>
-      </w:tblPr>
-      <w:tblGrid>
-        <w:gridCol w:w="1070"/>
-        <w:gridCol w:w="1070"/>
-        <w:gridCol w:w="1070"/>
-        <w:gridCol w:w="1070"/>
-        <w:gridCol w:w="1070"/>
-        <w:gridCol w:w="1070"/>
-        <w:gridCol w:w="1070"/>
-        <w:gridCol w:w="1070"/>
-        <w:gridCol w:w="1078"/>
-      </w:tblGrid>
-      <w:tr>
-        <w:trPr>
-          <w:tblHeader/>
-        </w:trPr>
-        <w:tc>
-          <w:tcPr>
-            <w:tcW w:type="dxa" w:w="1070"/>
-            <w:tcBorders>
-              <w:top w:val="single" w:color="000000" w:sz="4"/>
-              <w:left w:val="single" w:color="000000" w:sz="4"/>
-              <w:bottom w:val="single" w:color="000000" w:sz="4"/>
-              <w:right w:val="single" w:color="000000" w:sz="4"/>
-            </w:tcBorders>
-            <w:shd w:fill="E6E6E6" w:color="E6E6E6" w:val="clear"/>
-            <w:tcMar>
-              <w:top w:type="dxa" w:w="40"/>
-              <w:left w:type="dxa" w:w="70"/>
-              <w:bottom w:type="dxa" w:w="40"/>
-              <w:right w:type="dxa" w:w="70"/>
-            </w:tcMar>
-            <w:vAlign w:val="center"/>
-          </w:tcPr>
-          <w:p>
-            <w:pPr>
-              <w:spacing w:after="0" w:line="240"/>
-              <w:jc w:val="center"/>
-            </w:pPr>
-            <w:r>
-              <w:rPr>
-                <w:rFonts w:ascii="游ゴシック" w:eastAsia="游ゴシック" w:hAnsi="游ゴシック"/>
-                <w:b/>
-                <w:bCs/>
-                <w:color w:val="000000"/>
-                <w:sz w:val="16"/>
-                <w:szCs w:val="16"/>
-              </w:rPr>
-              <w:t xml:space="preserve">時点</w:t>
-            </w:r>
-          </w:p>
-        </w:tc>
-        <w:tc>
-          <w:tcPr>
-            <w:tcW w:type="dxa" w:w="1070"/>
-            <w:tcBorders>
-              <w:top w:val="single" w:color="000000" w:sz="4"/>
-              <w:left w:val="single" w:color="000000" w:sz="4"/>
-              <w:bottom w:val="single" w:color="000000" w:sz="4"/>
-              <w:right w:val="single" w:color="000000" w:sz="4"/>
-            </w:tcBorders>
-            <w:shd w:fill="E6E6E6" w:color="E6E6E6" w:val="clear"/>
-            <w:tcMar>
-              <w:top w:type="dxa" w:w="40"/>
-              <w:left w:type="dxa" w:w="70"/>
-              <w:bottom w:type="dxa" w:w="40"/>
-              <w:right w:type="dxa" w:w="70"/>
-            </w:tcMar>
-            <w:vAlign w:val="center"/>
-          </w:tcPr>
-          <w:p>
-            <w:pPr>
-              <w:spacing w:after="0" w:line="240"/>
-              <w:jc w:val="center"/>
-            </w:pPr>
-            <w:r>
-              <w:rPr>
-                <w:rFonts w:ascii="游ゴシック" w:eastAsia="游ゴシック" w:hAnsi="游ゴシック"/>
-                <w:b/>
-                <w:bCs/>
-                <w:color w:val="000000"/>
-                <w:sz w:val="16"/>
-                <w:szCs w:val="16"/>
-              </w:rPr>
-              <w:t xml:space="preserve">2025年10月</w:t>
-            </w:r>
-          </w:p>
-        </w:tc>
-        <w:tc>
-          <w:tcPr>
-            <w:tcW w:type="dxa" w:w="1070"/>
-            <w:tcBorders>
-              <w:top w:val="single" w:color="000000" w:sz="4"/>
-              <w:left w:val="single" w:color="000000" w:sz="4"/>
-              <w:bottom w:val="single" w:color="000000" w:sz="4"/>
-              <w:right w:val="single" w:color="000000" w:sz="4"/>
-            </w:tcBorders>
-            <w:shd w:fill="E6E6E6" w:color="E6E6E6" w:val="clear"/>
-            <w:tcMar>
-              <w:top w:type="dxa" w:w="40"/>
-              <w:left w:type="dxa" w:w="70"/>
-              <w:bottom w:type="dxa" w:w="40"/>
-              <w:right w:type="dxa" w:w="70"/>
-            </w:tcMar>
-            <w:vAlign w:val="center"/>
-          </w:tcPr>
-          <w:p>
-            <w:pPr>
-              <w:spacing w:after="0" w:line="240"/>
-              <w:jc w:val="center"/>
-            </w:pPr>
-            <w:r>
-              <w:rPr>
-                <w:rFonts w:ascii="游ゴシック" w:eastAsia="游ゴシック" w:hAnsi="游ゴシック"/>
-                <w:b/>
-                <w:bCs/>
-                <w:color w:val="000000"/>
-                <w:sz w:val="16"/>
-                <w:szCs w:val="16"/>
-              </w:rPr>
-              <w:t xml:space="preserve">11月</w:t>
-            </w:r>
-          </w:p>
-        </w:tc>
-        <w:tc>
-          <w:tcPr>
-            <w:tcW w:type="dxa" w:w="1070"/>
-            <w:tcBorders>
-              <w:top w:val="single" w:color="000000" w:sz="4"/>
-              <w:left w:val="single" w:color="000000" w:sz="4"/>
-              <w:bottom w:val="single" w:color="000000" w:sz="4"/>
-              <w:right w:val="single" w:color="000000" w:sz="4"/>
-            </w:tcBorders>
-            <w:shd w:fill="E6E6E6" w:color="E6E6E6" w:val="clear"/>
-            <w:tcMar>
-              <w:top w:type="dxa" w:w="40"/>
-              <w:left w:type="dxa" w:w="70"/>
-              <w:bottom w:type="dxa" w:w="40"/>
-              <w:right w:type="dxa" w:w="70"/>
-            </w:tcMar>
-            <w:vAlign w:val="center"/>
-          </w:tcPr>
-          <w:p>
-            <w:pPr>
-              <w:spacing w:after="0" w:line="240"/>
-              <w:jc w:val="center"/>
-            </w:pPr>
-            <w:r>
-              <w:rPr>
-                <w:rFonts w:ascii="游ゴシック" w:eastAsia="游ゴシック" w:hAnsi="游ゴシック"/>
-                <w:b/>
-                <w:bCs/>
-                <w:color w:val="000000"/>
-                <w:sz w:val="16"/>
-                <w:szCs w:val="16"/>
-              </w:rPr>
-              <w:t xml:space="preserve">12月</w:t>
-            </w:r>
-          </w:p>
-        </w:tc>
-        <w:tc>
-          <w:tcPr>
-            <w:tcW w:type="dxa" w:w="1070"/>
-            <w:tcBorders>
-              <w:top w:val="single" w:color="000000" w:sz="4"/>
-              <w:left w:val="single" w:color="000000" w:sz="4"/>
-              <w:bottom w:val="single" w:color="000000" w:sz="4"/>
-              <w:right w:val="single" w:color="000000" w:sz="4"/>
-            </w:tcBorders>
-            <w:shd w:fill="E6E6E6" w:color="E6E6E6" w:val="clear"/>
-            <w:tcMar>
-              <w:top w:type="dxa" w:w="40"/>
-              <w:left w:type="dxa" w:w="70"/>
-              <w:bottom w:type="dxa" w:w="40"/>
-              <w:right w:type="dxa" w:w="70"/>
-            </w:tcMar>
-            <w:vAlign w:val="center"/>
-          </w:tcPr>
-          <w:p>
-            <w:pPr>
-              <w:spacing w:after="0" w:line="240"/>
-              <w:jc w:val="center"/>
-            </w:pPr>
-            <w:r>
-              <w:rPr>
-                <w:rFonts w:ascii="游ゴシック" w:eastAsia="游ゴシック" w:hAnsi="游ゴシック"/>
-                <w:b/>
-                <w:bCs/>
-                <w:color w:val="000000"/>
-                <w:sz w:val="16"/>
-                <w:szCs w:val="16"/>
-              </w:rPr>
-              <w:t xml:space="preserve">2026年1月</w:t>
-            </w:r>
-          </w:p>
-        </w:tc>
-        <w:tc>
-          <w:tcPr>
-            <w:tcW w:type="dxa" w:w="1070"/>
-            <w:tcBorders>
-              <w:top w:val="single" w:color="000000" w:sz="4"/>
-              <w:left w:val="single" w:color="000000" w:sz="4"/>
-              <w:bottom w:val="single" w:color="000000" w:sz="4"/>
-              <w:right w:val="single" w:color="000000" w:sz="4"/>
-            </w:tcBorders>
-            <w:shd w:fill="E6E6E6" w:color="E6E6E6" w:val="clear"/>
-            <w:tcMar>
-              <w:top w:type="dxa" w:w="40"/>
-              <w:left w:type="dxa" w:w="70"/>
-              <w:bottom w:type="dxa" w:w="40"/>
-              <w:right w:type="dxa" w:w="70"/>
-            </w:tcMar>
-            <w:vAlign w:val="center"/>
-          </w:tcPr>
-          <w:p>
-            <w:pPr>
-              <w:spacing w:after="0" w:line="240"/>
-              <w:jc w:val="center"/>
-            </w:pPr>
-            <w:r>
-              <w:rPr>
-                <w:rFonts w:ascii="游ゴシック" w:eastAsia="游ゴシック" w:hAnsi="游ゴシック"/>
-                <w:b/>
-                <w:bCs/>
-                <w:color w:val="000000"/>
-                <w:sz w:val="16"/>
-                <w:szCs w:val="16"/>
-              </w:rPr>
-              <w:t xml:space="preserve">2月</w:t>
-            </w:r>
-          </w:p>
-        </w:tc>
-        <w:tc>
-          <w:tcPr>
-            <w:tcW w:type="dxa" w:w="1070"/>
-            <w:tcBorders>
-              <w:top w:val="single" w:color="000000" w:sz="4"/>
-              <w:left w:val="single" w:color="000000" w:sz="4"/>
-              <w:bottom w:val="single" w:color="000000" w:sz="4"/>
-              <w:right w:val="single" w:color="000000" w:sz="4"/>
-            </w:tcBorders>
-            <w:shd w:fill="E6E6E6" w:color="E6E6E6" w:val="clear"/>
-            <w:tcMar>
-              <w:top w:type="dxa" w:w="40"/>
-              <w:left w:type="dxa" w:w="70"/>
-              <w:bottom w:type="dxa" w:w="40"/>
-              <w:right w:type="dxa" w:w="70"/>
-            </w:tcMar>
-            <w:vAlign w:val="center"/>
-          </w:tcPr>
-          <w:p>
-            <w:pPr>
-              <w:spacing w:after="0" w:line="240"/>
-              <w:jc w:val="center"/>
-            </w:pPr>
-            <w:r>
-              <w:rPr>
-                <w:rFonts w:ascii="游ゴシック" w:eastAsia="游ゴシック" w:hAnsi="游ゴシック"/>
-                <w:b/>
-                <w:bCs/>
-                <w:color w:val="000000"/>
-                <w:sz w:val="16"/>
-                <w:szCs w:val="16"/>
-              </w:rPr>
-              <w:t xml:space="preserve">3月</w:t>
-            </w:r>
-          </w:p>
-        </w:tc>
-        <w:tc>
-          <w:tcPr>
-            <w:tcW w:type="dxa" w:w="1070"/>
-            <w:tcBorders>
-              <w:top w:val="single" w:color="000000" w:sz="4"/>
-              <w:left w:val="single" w:color="000000" w:sz="4"/>
-              <w:bottom w:val="single" w:color="000000" w:sz="4"/>
-              <w:right w:val="single" w:color="000000" w:sz="4"/>
-            </w:tcBorders>
-            <w:shd w:fill="E6E6E6" w:color="E6E6E6" w:val="clear"/>
-            <w:tcMar>
-              <w:top w:type="dxa" w:w="40"/>
-              <w:left w:type="dxa" w:w="70"/>
-              <w:bottom w:type="dxa" w:w="40"/>
-              <w:right w:type="dxa" w:w="70"/>
-            </w:tcMar>
-            <w:vAlign w:val="center"/>
-          </w:tcPr>
-          <w:p>
-            <w:pPr>
-              <w:spacing w:after="0" w:line="240"/>
-              <w:jc w:val="center"/>
-            </w:pPr>
-            <w:r>
-              <w:rPr>
-                <w:rFonts w:ascii="游ゴシック" w:eastAsia="游ゴシック" w:hAnsi="游ゴシック"/>
-                <w:b/>
-                <w:bCs/>
-                <w:color w:val="000000"/>
-                <w:sz w:val="16"/>
-                <w:szCs w:val="16"/>
-              </w:rPr>
-              <w:t xml:space="preserve">4月</w:t>
-            </w:r>
-          </w:p>
-        </w:tc>
-        <w:tc>
-          <w:tcPr>
-            <w:tcW w:type="dxa" w:w="1078"/>
-            <w:tcBorders>
-              <w:top w:val="single" w:color="000000" w:sz="4"/>
-              <w:left w:val="single" w:color="000000" w:sz="4"/>
-              <w:bottom w:val="single" w:color="000000" w:sz="4"/>
-              <w:right w:val="single" w:color="000000" w:sz="4"/>
-            </w:tcBorders>
-            <w:shd w:fill="E6E6E6" w:color="E6E6E6" w:val="clear"/>
-            <w:tcMar>
-              <w:top w:type="dxa" w:w="40"/>
-              <w:left w:type="dxa" w:w="70"/>
-              <w:bottom w:type="dxa" w:w="40"/>
-              <w:right w:type="dxa" w:w="70"/>
-            </w:tcMar>
-            <w:vAlign w:val="center"/>
-          </w:tcPr>
-          <w:p>
-            <w:pPr>
-              <w:spacing w:after="0" w:line="240"/>
-              <w:jc w:val="center"/>
-            </w:pPr>
-            <w:r>
-              <w:rPr>
-                <w:rFonts w:ascii="游ゴシック" w:eastAsia="游ゴシック" w:hAnsi="游ゴシック"/>
-                <w:b/>
-                <w:bCs/>
-                <w:color w:val="000000"/>
-                <w:sz w:val="16"/>
-                <w:szCs w:val="16"/>
-              </w:rPr>
-              <w:t xml:space="preserve">5月</w:t>
-            </w:r>
-          </w:p>
-        </w:tc>
-      </w:tr>
-      <w:tr>
-        <w:tc>
-          <w:tcPr>
-            <w:tcW w:type="dxa" w:w="1070"/>
-            <w:tcBorders>
-              <w:top w:val="single" w:color="000000" w:sz="4"/>
-              <w:left w:val="single" w:color="000000" w:sz="4"/>
-              <w:bottom w:val="single" w:color="000000" w:sz="4"/>
-              <w:right w:val="single" w:color="000000" w:sz="4"/>
-            </w:tcBorders>
-            <w:tcMar>
-              <w:top w:type="dxa" w:w="40"/>
-              <w:left w:type="dxa" w:w="70"/>
-              <w:bottom w:type="dxa" w:w="40"/>
-              <w:right w:type="dxa" w:w="70"/>
-            </w:tcMar>
-            <w:vAlign w:val="center"/>
-          </w:tcPr>
-          <w:p>
-            <w:pPr>
-              <w:spacing w:after="0" w:line="240"/>
-              <w:jc w:val="left"/>
-            </w:pPr>
-            <w:r>
-              <w:rPr>
-                <w:rFonts w:ascii="游明朝" w:eastAsia="游明朝" w:hAnsi="游明朝"/>
-                <w:b w:val="false"/>
-                <w:bCs w:val="false"/>
-                <w:color w:val="000000"/>
-                <w:sz w:val="16"/>
-                <w:szCs w:val="16"/>
-              </w:rPr>
-              <w:t xml:space="preserve">借入余力（百万円）</w:t>
-            </w:r>
-          </w:p>
-        </w:tc>
-        <w:tc>
-          <w:tcPr>
-            <w:tcW w:type="dxa" w:w="1070"/>
-            <w:tcBorders>
-              <w:top w:val="single" w:color="000000" w:sz="4"/>
-              <w:left w:val="single" w:color="000000" w:sz="4"/>
-              <w:bottom w:val="single" w:color="000000" w:sz="4"/>
-              <w:right w:val="single" w:color="000000" w:sz="4"/>
-            </w:tcBorders>
-            <w:tcMar>
-              <w:top w:type="dxa" w:w="40"/>
-              <w:left w:type="dxa" w:w="70"/>
-              <w:bottom w:type="dxa" w:w="40"/>
-              <w:right w:type="dxa" w:w="70"/>
-            </w:tcMar>
-            <w:vAlign w:val="center"/>
-          </w:tcPr>
-          <w:p>
-            <w:pPr>
-              <w:spacing w:after="0" w:line="240"/>
-              <w:jc w:val="right"/>
-            </w:pPr>
-            <w:r>
-              <w:rPr>
-                <w:rFonts w:ascii="游明朝" w:eastAsia="游明朝" w:hAnsi="游明朝"/>
-                <w:b w:val="false"/>
-                <w:bCs w:val="false"/>
-                <w:color w:val="000000"/>
-                <w:sz w:val="16"/>
-                <w:szCs w:val="16"/>
-              </w:rPr>
-              <w:t xml:space="preserve">▲204</w:t>
-            </w:r>
-          </w:p>
-        </w:tc>
-        <w:tc>
-          <w:tcPr>
-            <w:tcW w:type="dxa" w:w="1070"/>
-            <w:tcBorders>
-              <w:top w:val="single" w:color="000000" w:sz="4"/>
-              <w:left w:val="single" w:color="000000" w:sz="4"/>
-              <w:bottom w:val="single" w:color="000000" w:sz="4"/>
-              <w:right w:val="single" w:color="000000" w:sz="4"/>
-            </w:tcBorders>
-            <w:tcMar>
-              <w:top w:type="dxa" w:w="40"/>
-              <w:left w:type="dxa" w:w="70"/>
-              <w:bottom w:type="dxa" w:w="40"/>
-              <w:right w:type="dxa" w:w="70"/>
-            </w:tcMar>
-            <w:vAlign w:val="center"/>
-          </w:tcPr>
-          <w:p>
-            <w:pPr>
-              <w:spacing w:after="0" w:line="240"/>
-              <w:jc w:val="right"/>
-            </w:pPr>
-            <w:r>
-              <w:rPr>
-                <w:rFonts w:ascii="游明朝" w:eastAsia="游明朝" w:hAnsi="游明朝"/>
-                <w:b w:val="false"/>
-                <w:bCs w:val="false"/>
-                <w:color w:val="000000"/>
-                <w:sz w:val="16"/>
-                <w:szCs w:val="16"/>
-              </w:rPr>
-              <w:t xml:space="preserve">▲190</w:t>
-            </w:r>
-          </w:p>
-        </w:tc>
-        <w:tc>
-          <w:tcPr>
-            <w:tcW w:type="dxa" w:w="1070"/>
-            <w:tcBorders>
-              <w:top w:val="single" w:color="000000" w:sz="4"/>
-              <w:left w:val="single" w:color="000000" w:sz="4"/>
-              <w:bottom w:val="single" w:color="000000" w:sz="4"/>
-              <w:right w:val="single" w:color="000000" w:sz="4"/>
-            </w:tcBorders>
-            <w:tcMar>
-              <w:top w:type="dxa" w:w="40"/>
-              <w:left w:type="dxa" w:w="70"/>
-              <w:bottom w:type="dxa" w:w="40"/>
-              <w:right w:type="dxa" w:w="70"/>
-            </w:tcMar>
-            <w:vAlign w:val="center"/>
-          </w:tcPr>
-          <w:p>
-            <w:pPr>
-              <w:spacing w:after="0" w:line="240"/>
-              <w:jc w:val="right"/>
-            </w:pPr>
-            <w:r>
-              <w:rPr>
-                <w:rFonts w:ascii="游明朝" w:eastAsia="游明朝" w:hAnsi="游明朝"/>
-                <w:b w:val="false"/>
-                <w:bCs w:val="false"/>
-                <w:color w:val="000000"/>
-                <w:sz w:val="16"/>
-                <w:szCs w:val="16"/>
-              </w:rPr>
-              <w:t xml:space="preserve">▲110</w:t>
-            </w:r>
-          </w:p>
-        </w:tc>
-        <w:tc>
-          <w:tcPr>
-            <w:tcW w:type="dxa" w:w="1070"/>
-            <w:tcBorders>
-              <w:top w:val="single" w:color="000000" w:sz="4"/>
-              <w:left w:val="single" w:color="000000" w:sz="4"/>
-              <w:bottom w:val="single" w:color="000000" w:sz="4"/>
-              <w:right w:val="single" w:color="000000" w:sz="4"/>
-            </w:tcBorders>
-            <w:tcMar>
-              <w:top w:type="dxa" w:w="40"/>
-              <w:left w:type="dxa" w:w="70"/>
-              <w:bottom w:type="dxa" w:w="40"/>
-              <w:right w:type="dxa" w:w="70"/>
-            </w:tcMar>
-            <w:vAlign w:val="center"/>
-          </w:tcPr>
-          <w:p>
-            <w:pPr>
-              <w:spacing w:after="0" w:line="240"/>
-              <w:jc w:val="right"/>
-            </w:pPr>
-            <w:r>
-              <w:rPr>
-                <w:rFonts w:ascii="游明朝" w:eastAsia="游明朝" w:hAnsi="游明朝"/>
-                <w:b w:val="false"/>
-                <w:bCs w:val="false"/>
-                <w:color w:val="000000"/>
-                <w:sz w:val="16"/>
-                <w:szCs w:val="16"/>
-              </w:rPr>
-              <w:t xml:space="preserve">▲62</w:t>
-            </w:r>
-          </w:p>
-        </w:tc>
-        <w:tc>
-          <w:tcPr>
-            <w:tcW w:type="dxa" w:w="1070"/>
-            <w:tcBorders>
-              <w:top w:val="single" w:color="000000" w:sz="4"/>
-              <w:left w:val="single" w:color="000000" w:sz="4"/>
-              <w:bottom w:val="single" w:color="000000" w:sz="4"/>
-              <w:right w:val="single" w:color="000000" w:sz="4"/>
-            </w:tcBorders>
-            <w:tcMar>
-              <w:top w:type="dxa" w:w="40"/>
-              <w:left w:type="dxa" w:w="70"/>
-              <w:bottom w:type="dxa" w:w="40"/>
-              <w:right w:type="dxa" w:w="70"/>
-            </w:tcMar>
-            <w:vAlign w:val="center"/>
-          </w:tcPr>
-          <w:p>
-            <w:pPr>
-              <w:spacing w:after="0" w:line="240"/>
-              <w:jc w:val="right"/>
-            </w:pPr>
-            <w:r>
-              <w:rPr>
-                <w:rFonts w:ascii="游明朝" w:eastAsia="游明朝" w:hAnsi="游明朝"/>
-                <w:b w:val="false"/>
-                <w:bCs w:val="false"/>
-                <w:color w:val="000000"/>
-                <w:sz w:val="16"/>
-                <w:szCs w:val="16"/>
-              </w:rPr>
-              <w:t xml:space="preserve">▲126</w:t>
-            </w:r>
-          </w:p>
-        </w:tc>
-        <w:tc>
-          <w:tcPr>
-            <w:tcW w:type="dxa" w:w="1070"/>
-            <w:tcBorders>
-              <w:top w:val="single" w:color="000000" w:sz="4"/>
-              <w:left w:val="single" w:color="000000" w:sz="4"/>
-              <w:bottom w:val="single" w:color="000000" w:sz="4"/>
-              <w:right w:val="single" w:color="000000" w:sz="4"/>
-            </w:tcBorders>
-            <w:tcMar>
-              <w:top w:type="dxa" w:w="40"/>
-              <w:left w:type="dxa" w:w="70"/>
-              <w:bottom w:type="dxa" w:w="40"/>
-              <w:right w:type="dxa" w:w="70"/>
-            </w:tcMar>
-            <w:vAlign w:val="center"/>
-          </w:tcPr>
-          <w:p>
-            <w:pPr>
-              <w:spacing w:after="0" w:line="240"/>
-              <w:jc w:val="right"/>
-            </w:pPr>
-            <w:r>
-              <w:rPr>
-                <w:rFonts w:ascii="游明朝" w:eastAsia="游明朝" w:hAnsi="游明朝"/>
-                <w:b w:val="false"/>
-                <w:bCs w:val="false"/>
-                <w:color w:val="000000"/>
-                <w:sz w:val="16"/>
-                <w:szCs w:val="16"/>
-              </w:rPr>
-              <w:t xml:space="preserve">▲98</w:t>
-            </w:r>
-          </w:p>
-        </w:tc>
-        <w:tc>
-          <w:tcPr>
-            <w:tcW w:type="dxa" w:w="1070"/>
-            <w:tcBorders>
-              <w:top w:val="single" w:color="000000" w:sz="4"/>
-              <w:left w:val="single" w:color="000000" w:sz="4"/>
-              <w:bottom w:val="single" w:color="000000" w:sz="4"/>
-              <w:right w:val="single" w:color="000000" w:sz="4"/>
-            </w:tcBorders>
-            <w:tcMar>
-              <w:top w:type="dxa" w:w="40"/>
-              <w:left w:type="dxa" w:w="70"/>
-              <w:bottom w:type="dxa" w:w="40"/>
-              <w:right w:type="dxa" w:w="70"/>
-            </w:tcMar>
-            <w:vAlign w:val="center"/>
-          </w:tcPr>
-          <w:p>
-            <w:pPr>
-              <w:spacing w:after="0" w:line="240"/>
-              <w:jc w:val="right"/>
-            </w:pPr>
-            <w:r>
-              <w:rPr>
-                <w:rFonts w:ascii="游明朝" w:eastAsia="游明朝" w:hAnsi="游明朝"/>
-                <w:b w:val="false"/>
-                <w:bCs w:val="false"/>
-                <w:color w:val="000000"/>
-                <w:sz w:val="16"/>
-                <w:szCs w:val="16"/>
-              </w:rPr>
-              <w:t xml:space="preserve">▲26</w:t>
-            </w:r>
-          </w:p>
-        </w:tc>
-        <w:tc>
-          <w:tcPr>
-            <w:tcW w:type="dxa" w:w="1078"/>
-            <w:tcBorders>
-              <w:top w:val="single" w:color="000000" w:sz="4"/>
-              <w:left w:val="single" w:color="000000" w:sz="4"/>
-              <w:bottom w:val="single" w:color="000000" w:sz="4"/>
-              <w:right w:val="single" w:color="000000" w:sz="4"/>
-            </w:tcBorders>
-            <w:tcMar>
-              <w:top w:type="dxa" w:w="40"/>
-              <w:left w:type="dxa" w:w="70"/>
-              <w:bottom w:type="dxa" w:w="40"/>
-              <w:right w:type="dxa" w:w="70"/>
-            </w:tcMar>
-            <w:vAlign w:val="center"/>
-          </w:tcPr>
-          <w:p>
-            <w:pPr>
-              <w:spacing w:after="0" w:line="240"/>
-              <w:jc w:val="right"/>
-            </w:pPr>
-            <w:r>
-              <w:rPr>
-                <w:rFonts w:ascii="游明朝" w:eastAsia="游明朝" w:hAnsi="游明朝"/>
-                <w:b w:val="false"/>
-                <w:bCs w:val="false"/>
-                <w:color w:val="000000"/>
-                <w:sz w:val="16"/>
-                <w:szCs w:val="16"/>
-              </w:rPr>
-              <w:t xml:space="preserve">▲50</w:t>
-            </w:r>
-          </w:p>
-        </w:tc>
-      </w:tr>
-    </w:tbl>
-    <w:p>
-      <w:pPr>
-        <w:spacing w:after="80"/>
-      </w:pPr>
-    </w:p>
-    <w:p>
-      <w:pPr>
-        <w:spacing w:after="60" w:before="0" w:line="260"/>
-        <w:jc w:val="both"/>
-      </w:pPr>
-      <w:r>
-        <w:rPr>
-          <w:rFonts w:ascii="游明朝" w:eastAsia="游明朝" w:hAnsi="游明朝"/>
-          <w:color w:val="000000"/>
-          <w:sz w:val="17"/>
-          <w:szCs w:val="17"/>
-        </w:rPr>
-        <w:t xml:space="preserve">※ 借入余力＝調整後の本業利益（過去12か月）×4年分＋売掛金－借入金。2026年2月の一時的な悪化は合併による借入承継（＋57.8百万円）によるもの。グループ入り以降、約7か月で150百万円以上改善しています。</w:t>
-      </w:r>
-    </w:p>
-    <w:p>
-      <w:pPr>
-        <w:pStyle w:val="Heading2"/>
-        <w:spacing w:after="100" w:before="240"/>
-      </w:pPr>
-      <w:r>
-        <w:rPr>
-          <w:rFonts w:ascii="游ゴシック" w:eastAsia="游ゴシック" w:hAnsi="游ゴシック"/>
-          <w:b/>
-          <w:bCs/>
-          <w:color w:val="000000"/>
-          <w:sz w:val="22"/>
-          <w:szCs w:val="22"/>
-        </w:rPr>
-        <w:t xml:space="preserve">別紙4．有利子負債の概要（2026年6月末）</w:t>
+        <w:t xml:space="preserve">別紙3．有利子負債の概要（2026年6月末）</w:t>
       </w:r>
     </w:p>
     <w:tbl>
